--- a/app/Exports/Templates/suket_penelitian.docx
+++ b/app/Exports/Templates/suket_penelitian.docx
@@ -588,7 +588,7 @@
               </wp:anchor>
             </w:drawing>
           </mc:Choice>
-          <mc:Fallback xmlns:w16sdtdh="http://schemas.microsoft.com/office/word/2020/wordml/sdtdatahash" xmlns:w16du="http://schemas.microsoft.com/office/word/2023/wordml/word16du" xmlns:w16="http://schemas.microsoft.com/office/word/2018/wordml" xmlns:w16cex="http://schemas.microsoft.com/office/word/2018/wordml/cex" xmlns:oel="http://schemas.microsoft.com/office/2019/extlst">
+          <mc:Fallback xmlns:oel="http://schemas.microsoft.com/office/2019/extlst" xmlns:w16cex="http://schemas.microsoft.com/office/word/2018/wordml/cex" xmlns:w16="http://schemas.microsoft.com/office/word/2018/wordml" xmlns:w16du="http://schemas.microsoft.com/office/word/2023/wordml/word16du" xmlns:w16sdtdh="http://schemas.microsoft.com/office/word/2020/wordml/sdtdatahash">
             <w:pict>
               <v:line w14:anchorId="1A19D233" id="Straight Connector 4" o:spid="_x0000_s1026" style="position:absolute;z-index:251665408;visibility:visible;mso-wrap-style:square;mso-width-percent:0;mso-height-percent:0;mso-wrap-distance-left:9pt;mso-wrap-distance-top:-3e-5mm;mso-wrap-distance-right:9pt;mso-wrap-distance-bottom:-3e-5mm;mso-position-horizontal:absolute;mso-position-horizontal-relative:text;mso-position-vertical:absolute;mso-position-vertical-relative:text;mso-width-percent:0;mso-height-percent:0;mso-width-relative:margin;mso-height-relative:page" from="-13.25pt,.8pt" to="457.75pt,.8pt" o:gfxdata="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" strokecolor="windowText" strokeweight="1.5pt">
                 <v:stroke joinstyle="miter"/>
@@ -612,6 +612,8 @@
           <w:lang w:val="id-ID"/>
         </w:rPr>
       </w:pPr>
+      <w:bookmarkStart w:id="0" w:name="_GoBack"/>
+      <w:bookmarkEnd w:id="0"/>
     </w:p>
     <w:p>
       <w:pPr>
@@ -694,23 +696,6 @@
         <w:t>BAKESBANGPOL</w:t>
       </w:r>
     </w:p>
-    <w:p>
-      <w:pPr>
-        <w:pStyle w:val="Header"/>
-        <w:tabs>
-          <w:tab w:val="clear" w:pos="4320"/>
-          <w:tab w:val="clear" w:pos="8640"/>
-        </w:tabs>
-        <w:spacing w:line="360" w:lineRule="auto"/>
-        <w:jc w:val="center"/>
-        <w:rPr>
-          <w:rFonts w:ascii="Arial" w:hAnsi="Arial" w:cs="Arial"/>
-          <w:sz w:val="24"/>
-          <w:szCs w:val="24"/>
-          <w:lang w:val="sv-SE"/>
-        </w:rPr>
-      </w:pPr>
-    </w:p>
     <w:tbl>
       <w:tblPr>
         <w:tblStyle w:val="TableGrid"/>
@@ -1172,6 +1157,27 @@
                 <w:color w:val="000000"/>
               </w:rPr>
             </w:pPr>
+            <w:r>
+              <w:rPr>
+                <w:rFonts w:ascii="Arial" w:hAnsi="Arial" w:cs="Arial"/>
+                <w:color w:val="000000"/>
+              </w:rPr>
+              <w:t>${</w:t>
+            </w:r>
+            <w:r>
+              <w:rPr>
+                <w:rFonts w:ascii="Arial" w:hAnsi="Arial" w:cs="Arial"/>
+                <w:color w:val="000000"/>
+              </w:rPr>
+              <w:t>date_applicants_research_letter</w:t>
+            </w:r>
+            <w:r>
+              <w:rPr>
+                <w:rFonts w:ascii="Arial" w:hAnsi="Arial" w:cs="Arial"/>
+                <w:color w:val="000000"/>
+              </w:rPr>
+              <w:t>}</w:t>
+            </w:r>
           </w:p>
         </w:tc>
       </w:tr>
@@ -1568,8 +1574,30 @@
                 <w:szCs w:val="24"/>
               </w:rPr>
             </w:pPr>
-            <w:bookmarkStart w:id="0" w:name="_GoBack"/>
-            <w:bookmarkEnd w:id="0"/>
+            <w:r>
+              <w:rPr>
+                <w:rFonts w:ascii="Arial" w:hAnsi="Arial" w:cs="Arial"/>
+                <w:sz w:val="24"/>
+                <w:szCs w:val="24"/>
+              </w:rPr>
+              <w:t>${</w:t>
+            </w:r>
+            <w:r>
+              <w:rPr>
+                <w:rFonts w:ascii="Arial" w:hAnsi="Arial" w:cs="Arial"/>
+                <w:sz w:val="24"/>
+                <w:szCs w:val="24"/>
+              </w:rPr>
+              <w:t>applicantsjob_id</w:t>
+            </w:r>
+            <w:r>
+              <w:rPr>
+                <w:rFonts w:ascii="Arial" w:hAnsi="Arial" w:cs="Arial"/>
+                <w:sz w:val="24"/>
+                <w:szCs w:val="24"/>
+              </w:rPr>
+              <w:t>}</w:t>
+            </w:r>
           </w:p>
         </w:tc>
       </w:tr>
@@ -1849,6 +1877,7 @@
               <w:spacing w:line="360" w:lineRule="auto"/>
               <w:rPr>
                 <w:rFonts w:ascii="Arial" w:hAnsi="Arial" w:cs="Arial"/>
+                <w:i/>
                 <w:sz w:val="24"/>
                 <w:szCs w:val="24"/>
                 <w:lang w:val="en-ID"/>
@@ -1857,6 +1886,16 @@
             <w:r>
               <w:rPr>
                 <w:rFonts w:ascii="Arial" w:hAnsi="Arial" w:cs="Arial"/>
+                <w:i/>
+                <w:sz w:val="24"/>
+                <w:szCs w:val="24"/>
+              </w:rPr>
+              <w:t>“</w:t>
+            </w:r>
+            <w:r>
+              <w:rPr>
+                <w:rFonts w:ascii="Arial" w:hAnsi="Arial" w:cs="Arial"/>
+                <w:i/>
                 <w:sz w:val="24"/>
                 <w:szCs w:val="24"/>
               </w:rPr>
@@ -1865,6 +1904,7 @@
             <w:r>
               <w:rPr>
                 <w:rFonts w:ascii="Arial" w:hAnsi="Arial" w:cs="Arial"/>
+                <w:i/>
                 <w:sz w:val="24"/>
                 <w:szCs w:val="24"/>
                 <w:lang w:val="en-ID"/>
@@ -1874,10 +1914,20 @@
             <w:r>
               <w:rPr>
                 <w:rFonts w:ascii="Arial" w:hAnsi="Arial" w:cs="Arial"/>
+                <w:i/>
                 <w:sz w:val="24"/>
                 <w:szCs w:val="24"/>
               </w:rPr>
               <w:t>}</w:t>
+            </w:r>
+            <w:r>
+              <w:rPr>
+                <w:rFonts w:ascii="Arial" w:hAnsi="Arial" w:cs="Arial"/>
+                <w:i/>
+                <w:sz w:val="24"/>
+                <w:szCs w:val="24"/>
+              </w:rPr>
+              <w:t>”</w:t>
             </w:r>
           </w:p>
         </w:tc>
@@ -1958,6 +2008,30 @@
                 <w:szCs w:val="24"/>
               </w:rPr>
             </w:pPr>
+            <w:r>
+              <w:rPr>
+                <w:rFonts w:ascii="Arial" w:hAnsi="Arial" w:cs="Arial"/>
+                <w:sz w:val="24"/>
+                <w:szCs w:val="24"/>
+              </w:rPr>
+              <w:t>${</w:t>
+            </w:r>
+            <w:r>
+              <w:rPr>
+                <w:rFonts w:ascii="Arial" w:hAnsi="Arial" w:cs="Arial"/>
+                <w:sz w:val="24"/>
+                <w:szCs w:val="24"/>
+              </w:rPr>
+              <w:t>research_fields</w:t>
+            </w:r>
+            <w:r>
+              <w:rPr>
+                <w:rFonts w:ascii="Arial" w:hAnsi="Arial" w:cs="Arial"/>
+                <w:sz w:val="24"/>
+                <w:szCs w:val="24"/>
+              </w:rPr>
+              <w:t>}</w:t>
+            </w:r>
           </w:p>
         </w:tc>
       </w:tr>
@@ -2242,6 +2316,30 @@
                 <w:szCs w:val="24"/>
               </w:rPr>
             </w:pPr>
+            <w:r>
+              <w:rPr>
+                <w:rFonts w:ascii="Arial" w:hAnsi="Arial" w:cs="Arial"/>
+                <w:sz w:val="24"/>
+                <w:szCs w:val="24"/>
+              </w:rPr>
+              <w:t>${</w:t>
+            </w:r>
+            <w:r>
+              <w:rPr>
+                <w:rFonts w:ascii="Arial" w:hAnsi="Arial" w:cs="Arial"/>
+                <w:sz w:val="24"/>
+                <w:szCs w:val="24"/>
+              </w:rPr>
+              <w:t>start_at</w:t>
+            </w:r>
+            <w:r>
+              <w:rPr>
+                <w:rFonts w:ascii="Arial" w:hAnsi="Arial" w:cs="Arial"/>
+                <w:sz w:val="24"/>
+                <w:szCs w:val="24"/>
+              </w:rPr>
+              <w:t>}</w:t>
+            </w:r>
           </w:p>
         </w:tc>
         <w:tc>
@@ -2270,6 +2368,14 @@
               </w:rPr>
               <w:t>s.d</w:t>
             </w:r>
+            <w:r>
+              <w:rPr>
+                <w:rFonts w:ascii="Arial" w:hAnsi="Arial" w:cs="Arial"/>
+                <w:sz w:val="24"/>
+                <w:szCs w:val="24"/>
+              </w:rPr>
+              <w:t xml:space="preserve">  </w:t>
+            </w:r>
           </w:p>
         </w:tc>
         <w:tc>
@@ -2290,6 +2396,14 @@
                 <w:szCs w:val="24"/>
               </w:rPr>
             </w:pPr>
+            <w:r>
+              <w:rPr>
+                <w:rFonts w:ascii="Arial" w:hAnsi="Arial" w:cs="Arial"/>
+                <w:sz w:val="24"/>
+                <w:szCs w:val="24"/>
+              </w:rPr>
+              <w:t>${finish_at}</w:t>
+            </w:r>
           </w:p>
         </w:tc>
       </w:tr>
@@ -2369,6 +2483,14 @@
                 <w:szCs w:val="24"/>
               </w:rPr>
             </w:pPr>
+            <w:r>
+              <w:rPr>
+                <w:rFonts w:ascii="Arial" w:hAnsi="Arial" w:cs="Arial"/>
+                <w:sz w:val="24"/>
+                <w:szCs w:val="24"/>
+              </w:rPr>
+              <w:t>Baru</w:t>
+            </w:r>
           </w:p>
         </w:tc>
       </w:tr>

--- a/app/Exports/Templates/suket_penelitian.docx
+++ b/app/Exports/Templates/suket_penelitian.docx
@@ -612,8 +612,6 @@
           <w:lang w:val="id-ID"/>
         </w:rPr>
       </w:pPr>
-      <w:bookmarkStart w:id="0" w:name="_GoBack"/>
-      <w:bookmarkEnd w:id="0"/>
     </w:p>
     <w:p>
       <w:pPr>
@@ -621,14 +619,14 @@
         <w:spacing w:line="360" w:lineRule="auto"/>
         <w:rPr>
           <w:b w:val="0"/>
-          <w:sz w:val="24"/>
+          <w:sz w:val="22"/>
           <w:u w:val="single"/>
           <w:lang w:val="id-ID"/>
         </w:rPr>
       </w:pPr>
       <w:r>
         <w:rPr>
-          <w:sz w:val="24"/>
+          <w:sz w:val="22"/>
           <w:u w:val="single"/>
           <w:lang w:val="sv-SE"/>
         </w:rPr>
@@ -636,7 +634,7 @@
       </w:r>
       <w:r>
         <w:rPr>
-          <w:sz w:val="24"/>
+          <w:sz w:val="22"/>
           <w:u w:val="single"/>
           <w:lang w:val="sv-SE"/>
         </w:rPr>
@@ -654,7 +652,7 @@
         <w:jc w:val="center"/>
         <w:rPr>
           <w:rFonts w:ascii="Arial" w:hAnsi="Arial" w:cs="Arial"/>
-          <w:sz w:val="24"/>
+          <w:sz w:val="22"/>
           <w:szCs w:val="24"/>
           <w:lang w:val="sv-SE"/>
         </w:rPr>
@@ -662,7 +660,7 @@
       <w:r>
         <w:rPr>
           <w:rFonts w:ascii="Arial" w:hAnsi="Arial" w:cs="Arial"/>
-          <w:sz w:val="24"/>
+          <w:sz w:val="22"/>
           <w:szCs w:val="24"/>
           <w:lang w:val="sv-SE"/>
         </w:rPr>
@@ -671,7 +669,7 @@
       <w:r>
         <w:rPr>
           <w:rFonts w:ascii="Arial" w:hAnsi="Arial" w:cs="Arial"/>
-          <w:sz w:val="24"/>
+          <w:sz w:val="22"/>
           <w:szCs w:val="24"/>
           <w:lang w:val="sv-SE"/>
         </w:rPr>
@@ -680,7 +678,7 @@
       <w:r>
         <w:rPr>
           <w:rFonts w:ascii="Arial" w:hAnsi="Arial" w:cs="Arial"/>
-          <w:sz w:val="24"/>
+          <w:sz w:val="22"/>
           <w:szCs w:val="24"/>
           <w:lang w:val="sv-SE"/>
         </w:rPr>
@@ -689,7 +687,7 @@
       <w:r>
         <w:rPr>
           <w:rFonts w:ascii="Arial" w:hAnsi="Arial" w:cs="Arial"/>
-          <w:sz w:val="24"/>
+          <w:sz w:val="22"/>
           <w:szCs w:val="24"/>
           <w:lang w:val="sv-SE"/>
         </w:rPr>
@@ -716,8 +714,8 @@
         <w:gridCol w:w="283"/>
         <w:gridCol w:w="1326"/>
         <w:gridCol w:w="284"/>
-        <w:gridCol w:w="1467"/>
-        <w:gridCol w:w="3778"/>
+        <w:gridCol w:w="567"/>
+        <w:gridCol w:w="4678"/>
       </w:tblGrid>
       <w:tr>
         <w:tc>
@@ -729,12 +727,16 @@
               <w:spacing w:line="360" w:lineRule="auto"/>
               <w:rPr>
                 <w:rFonts w:ascii="Arial" w:hAnsi="Arial" w:cs="Arial"/>
+                <w:sz w:val="22"/>
+                <w:szCs w:val="22"/>
                 <w:lang w:val="sv-SE"/>
               </w:rPr>
             </w:pPr>
             <w:r>
               <w:rPr>
                 <w:rFonts w:ascii="Arial" w:hAnsi="Arial" w:cs="Arial"/>
+                <w:sz w:val="22"/>
+                <w:szCs w:val="22"/>
                 <w:lang w:val="sv-SE"/>
               </w:rPr>
               <w:t>Dasar</w:t>
@@ -755,15 +757,15 @@
               <w:spacing w:line="360" w:lineRule="auto"/>
               <w:rPr>
                 <w:rFonts w:ascii="Arial" w:hAnsi="Arial" w:cs="Arial"/>
-                <w:sz w:val="24"/>
-                <w:szCs w:val="24"/>
-              </w:rPr>
-            </w:pPr>
-            <w:r>
-              <w:rPr>
-                <w:rFonts w:ascii="Arial" w:hAnsi="Arial" w:cs="Arial"/>
-                <w:sz w:val="24"/>
-                <w:szCs w:val="24"/>
+                <w:sz w:val="22"/>
+                <w:szCs w:val="22"/>
+              </w:rPr>
+            </w:pPr>
+            <w:r>
+              <w:rPr>
+                <w:rFonts w:ascii="Arial" w:hAnsi="Arial" w:cs="Arial"/>
+                <w:sz w:val="22"/>
+                <w:szCs w:val="22"/>
               </w:rPr>
               <w:t>:</w:t>
             </w:r>
@@ -779,18 +781,24 @@
               <w:spacing w:line="360" w:lineRule="auto"/>
               <w:rPr>
                 <w:rFonts w:ascii="Arial" w:hAnsi="Arial" w:cs="Arial"/>
+                <w:sz w:val="22"/>
+                <w:szCs w:val="22"/>
                 <w:lang w:val="en-ID"/>
               </w:rPr>
             </w:pPr>
             <w:r>
               <w:rPr>
                 <w:rFonts w:ascii="Arial" w:hAnsi="Arial" w:cs="Arial"/>
+                <w:sz w:val="22"/>
+                <w:szCs w:val="22"/>
               </w:rPr>
               <w:t>${</w:t>
             </w:r>
             <w:r>
               <w:rPr>
                 <w:rFonts w:ascii="Arial" w:hAnsi="Arial" w:cs="Arial"/>
+                <w:sz w:val="22"/>
+                <w:szCs w:val="22"/>
                 <w:lang w:val="en-ID"/>
               </w:rPr>
               <w:t>research_basis</w:t>
@@ -798,6 +806,8 @@
             <w:r>
               <w:rPr>
                 <w:rFonts w:ascii="Arial" w:hAnsi="Arial" w:cs="Arial"/>
+                <w:sz w:val="22"/>
+                <w:szCs w:val="22"/>
               </w:rPr>
               <w:t>}</w:t>
             </w:r>
@@ -819,15 +829,15 @@
               <w:spacing w:line="360" w:lineRule="auto"/>
               <w:rPr>
                 <w:rFonts w:ascii="Arial" w:hAnsi="Arial" w:cs="Arial"/>
-                <w:sz w:val="24"/>
-                <w:szCs w:val="24"/>
-              </w:rPr>
-            </w:pPr>
-            <w:r>
-              <w:rPr>
-                <w:rFonts w:ascii="Arial" w:hAnsi="Arial" w:cs="Arial"/>
-                <w:sz w:val="24"/>
-                <w:szCs w:val="24"/>
+                <w:sz w:val="22"/>
+                <w:szCs w:val="22"/>
+              </w:rPr>
+            </w:pPr>
+            <w:r>
+              <w:rPr>
+                <w:rFonts w:ascii="Arial" w:hAnsi="Arial" w:cs="Arial"/>
+                <w:sz w:val="22"/>
+                <w:szCs w:val="22"/>
               </w:rPr>
               <w:t>Menimbang</w:t>
             </w:r>
@@ -847,15 +857,15 @@
               <w:spacing w:line="360" w:lineRule="auto"/>
               <w:rPr>
                 <w:rFonts w:ascii="Arial" w:hAnsi="Arial" w:cs="Arial"/>
-                <w:sz w:val="24"/>
-                <w:szCs w:val="24"/>
-              </w:rPr>
-            </w:pPr>
-            <w:r>
-              <w:rPr>
-                <w:rFonts w:ascii="Arial" w:hAnsi="Arial" w:cs="Arial"/>
-                <w:sz w:val="24"/>
-                <w:szCs w:val="24"/>
+                <w:sz w:val="22"/>
+                <w:szCs w:val="22"/>
+              </w:rPr>
+            </w:pPr>
+            <w:r>
+              <w:rPr>
+                <w:rFonts w:ascii="Arial" w:hAnsi="Arial" w:cs="Arial"/>
+                <w:sz w:val="22"/>
+                <w:szCs w:val="22"/>
               </w:rPr>
               <w:t>:</w:t>
             </w:r>
@@ -871,12 +881,16 @@
               <w:rPr>
                 <w:rFonts w:ascii="Arial" w:hAnsi="Arial" w:cs="Arial"/>
                 <w:color w:val="000000"/>
+                <w:sz w:val="22"/>
+                <w:szCs w:val="22"/>
               </w:rPr>
             </w:pPr>
             <w:r>
               <w:rPr>
                 <w:rFonts w:ascii="Arial" w:hAnsi="Arial" w:cs="Arial"/>
                 <w:bCs/>
+                <w:sz w:val="22"/>
+                <w:szCs w:val="22"/>
                 <w:lang w:val="sv-SE"/>
               </w:rPr>
               <w:t>Surat dari</w:t>
@@ -893,12 +907,16 @@
               <w:rPr>
                 <w:rFonts w:ascii="Arial" w:hAnsi="Arial" w:cs="Arial"/>
                 <w:color w:val="000000"/>
+                <w:sz w:val="22"/>
+                <w:szCs w:val="22"/>
               </w:rPr>
             </w:pPr>
             <w:r>
               <w:rPr>
                 <w:rFonts w:ascii="Arial" w:hAnsi="Arial" w:cs="Arial"/>
                 <w:color w:val="000000"/>
+                <w:sz w:val="22"/>
+                <w:szCs w:val="22"/>
               </w:rPr>
               <w:t>:</w:t>
             </w:r>
@@ -914,18 +932,24 @@
               <w:spacing w:line="360" w:lineRule="auto"/>
               <w:rPr>
                 <w:rFonts w:ascii="Arial" w:hAnsi="Arial" w:cs="Arial"/>
+                <w:sz w:val="22"/>
+                <w:szCs w:val="22"/>
                 <w:lang w:val="en-ID"/>
               </w:rPr>
             </w:pPr>
             <w:r>
               <w:rPr>
                 <w:rFonts w:ascii="Arial" w:hAnsi="Arial" w:cs="Arial"/>
+                <w:sz w:val="22"/>
+                <w:szCs w:val="22"/>
               </w:rPr>
               <w:t>${</w:t>
             </w:r>
             <w:r>
               <w:rPr>
                 <w:rFonts w:ascii="Arial" w:hAnsi="Arial" w:cs="Arial"/>
+                <w:sz w:val="22"/>
+                <w:szCs w:val="22"/>
                 <w:lang w:val="en-ID"/>
               </w:rPr>
               <w:t>institution</w:t>
@@ -933,6 +957,8 @@
             <w:r>
               <w:rPr>
                 <w:rFonts w:ascii="Arial" w:hAnsi="Arial" w:cs="Arial"/>
+                <w:sz w:val="22"/>
+                <w:szCs w:val="22"/>
               </w:rPr>
               <w:t>}</w:t>
             </w:r>
@@ -954,8 +980,8 @@
               <w:spacing w:line="360" w:lineRule="auto"/>
               <w:rPr>
                 <w:rFonts w:ascii="Arial" w:hAnsi="Arial" w:cs="Arial"/>
-                <w:sz w:val="24"/>
-                <w:szCs w:val="24"/>
+                <w:sz w:val="22"/>
+                <w:szCs w:val="22"/>
               </w:rPr>
             </w:pPr>
           </w:p>
@@ -974,8 +1000,8 @@
               <w:spacing w:line="360" w:lineRule="auto"/>
               <w:rPr>
                 <w:rFonts w:ascii="Arial" w:hAnsi="Arial" w:cs="Arial"/>
-                <w:sz w:val="24"/>
-                <w:szCs w:val="24"/>
+                <w:sz w:val="22"/>
+                <w:szCs w:val="22"/>
               </w:rPr>
             </w:pPr>
           </w:p>
@@ -990,6 +1016,8 @@
               <w:rPr>
                 <w:rFonts w:ascii="Arial" w:hAnsi="Arial" w:cs="Arial"/>
                 <w:bCs/>
+                <w:sz w:val="22"/>
+                <w:szCs w:val="22"/>
                 <w:lang w:val="sv-SE"/>
               </w:rPr>
             </w:pPr>
@@ -997,6 +1025,8 @@
               <w:rPr>
                 <w:rFonts w:ascii="Arial" w:hAnsi="Arial" w:cs="Arial"/>
                 <w:bCs/>
+                <w:sz w:val="22"/>
+                <w:szCs w:val="22"/>
                 <w:lang w:val="sv-SE"/>
               </w:rPr>
               <w:t>Nomor</w:t>
@@ -1013,12 +1043,16 @@
               <w:rPr>
                 <w:rFonts w:ascii="Arial" w:hAnsi="Arial" w:cs="Arial"/>
                 <w:color w:val="000000"/>
+                <w:sz w:val="22"/>
+                <w:szCs w:val="22"/>
               </w:rPr>
             </w:pPr>
             <w:r>
               <w:rPr>
                 <w:rFonts w:ascii="Arial" w:hAnsi="Arial" w:cs="Arial"/>
                 <w:color w:val="000000"/>
+                <w:sz w:val="22"/>
+                <w:szCs w:val="22"/>
               </w:rPr>
               <w:t>:</w:t>
             </w:r>
@@ -1034,18 +1068,24 @@
               <w:spacing w:line="360" w:lineRule="auto"/>
               <w:rPr>
                 <w:rFonts w:ascii="Arial" w:hAnsi="Arial" w:cs="Arial"/>
+                <w:sz w:val="22"/>
+                <w:szCs w:val="22"/>
                 <w:lang w:val="en-ID"/>
               </w:rPr>
             </w:pPr>
             <w:r>
               <w:rPr>
                 <w:rFonts w:ascii="Arial" w:hAnsi="Arial" w:cs="Arial"/>
+                <w:sz w:val="22"/>
+                <w:szCs w:val="22"/>
               </w:rPr>
               <w:t>${</w:t>
             </w:r>
             <w:r>
               <w:rPr>
                 <w:rFonts w:ascii="Arial" w:hAnsi="Arial" w:cs="Arial"/>
+                <w:sz w:val="22"/>
+                <w:szCs w:val="22"/>
                 <w:lang w:val="en-ID"/>
               </w:rPr>
               <w:t>number_applicants_research_letter</w:t>
@@ -1053,6 +1093,8 @@
             <w:r>
               <w:rPr>
                 <w:rFonts w:ascii="Arial" w:hAnsi="Arial" w:cs="Arial"/>
+                <w:sz w:val="22"/>
+                <w:szCs w:val="22"/>
               </w:rPr>
               <w:t>}</w:t>
             </w:r>
@@ -1074,8 +1116,8 @@
               <w:spacing w:line="360" w:lineRule="auto"/>
               <w:rPr>
                 <w:rFonts w:ascii="Arial" w:hAnsi="Arial" w:cs="Arial"/>
-                <w:sz w:val="24"/>
-                <w:szCs w:val="24"/>
+                <w:sz w:val="22"/>
+                <w:szCs w:val="22"/>
               </w:rPr>
             </w:pPr>
           </w:p>
@@ -1094,8 +1136,8 @@
               <w:spacing w:line="360" w:lineRule="auto"/>
               <w:rPr>
                 <w:rFonts w:ascii="Arial" w:hAnsi="Arial" w:cs="Arial"/>
-                <w:sz w:val="24"/>
-                <w:szCs w:val="24"/>
+                <w:sz w:val="22"/>
+                <w:szCs w:val="22"/>
               </w:rPr>
             </w:pPr>
           </w:p>
@@ -1110,6 +1152,8 @@
               <w:rPr>
                 <w:rFonts w:ascii="Arial" w:hAnsi="Arial" w:cs="Arial"/>
                 <w:bCs/>
+                <w:sz w:val="22"/>
+                <w:szCs w:val="22"/>
                 <w:lang w:val="sv-SE"/>
               </w:rPr>
             </w:pPr>
@@ -1117,6 +1161,8 @@
               <w:rPr>
                 <w:rFonts w:ascii="Arial" w:hAnsi="Arial" w:cs="Arial"/>
                 <w:bCs/>
+                <w:sz w:val="22"/>
+                <w:szCs w:val="22"/>
                 <w:lang w:val="sv-SE"/>
               </w:rPr>
               <w:t>Tanggal</w:t>
@@ -1133,12 +1179,16 @@
               <w:rPr>
                 <w:rFonts w:ascii="Arial" w:hAnsi="Arial" w:cs="Arial"/>
                 <w:color w:val="000000"/>
+                <w:sz w:val="22"/>
+                <w:szCs w:val="22"/>
               </w:rPr>
             </w:pPr>
             <w:r>
               <w:rPr>
                 <w:rFonts w:ascii="Arial" w:hAnsi="Arial" w:cs="Arial"/>
                 <w:color w:val="000000"/>
+                <w:sz w:val="22"/>
+                <w:szCs w:val="22"/>
               </w:rPr>
               <w:t>:</w:t>
             </w:r>
@@ -1155,28 +1205,18 @@
               <w:rPr>
                 <w:rFonts w:ascii="Arial" w:hAnsi="Arial" w:cs="Arial"/>
                 <w:color w:val="000000"/>
+                <w:sz w:val="22"/>
+                <w:szCs w:val="22"/>
               </w:rPr>
             </w:pPr>
             <w:r>
               <w:rPr>
                 <w:rFonts w:ascii="Arial" w:hAnsi="Arial" w:cs="Arial"/>
                 <w:color w:val="000000"/>
-              </w:rPr>
-              <w:t>${</w:t>
-            </w:r>
-            <w:r>
-              <w:rPr>
-                <w:rFonts w:ascii="Arial" w:hAnsi="Arial" w:cs="Arial"/>
-                <w:color w:val="000000"/>
-              </w:rPr>
-              <w:t>date_applicants_research_letter</w:t>
-            </w:r>
-            <w:r>
-              <w:rPr>
-                <w:rFonts w:ascii="Arial" w:hAnsi="Arial" w:cs="Arial"/>
-                <w:color w:val="000000"/>
-              </w:rPr>
-              <w:t>}</w:t>
+                <w:sz w:val="22"/>
+                <w:szCs w:val="22"/>
+              </w:rPr>
+              <w:t>${date_applicants_research_letter}</w:t>
             </w:r>
           </w:p>
         </w:tc>
@@ -1196,8 +1236,8 @@
               <w:spacing w:line="360" w:lineRule="auto"/>
               <w:rPr>
                 <w:rFonts w:ascii="Arial" w:hAnsi="Arial" w:cs="Arial"/>
-                <w:sz w:val="24"/>
-                <w:szCs w:val="24"/>
+                <w:sz w:val="22"/>
+                <w:szCs w:val="22"/>
               </w:rPr>
             </w:pPr>
           </w:p>
@@ -1216,8 +1256,8 @@
               <w:spacing w:line="360" w:lineRule="auto"/>
               <w:rPr>
                 <w:rFonts w:ascii="Arial" w:hAnsi="Arial" w:cs="Arial"/>
-                <w:sz w:val="24"/>
-                <w:szCs w:val="24"/>
+                <w:sz w:val="22"/>
+                <w:szCs w:val="22"/>
               </w:rPr>
             </w:pPr>
           </w:p>
@@ -1232,6 +1272,8 @@
               <w:rPr>
                 <w:rFonts w:ascii="Arial" w:hAnsi="Arial" w:cs="Arial"/>
                 <w:bCs/>
+                <w:sz w:val="22"/>
+                <w:szCs w:val="22"/>
                 <w:lang w:val="sv-SE"/>
               </w:rPr>
             </w:pPr>
@@ -1239,6 +1281,8 @@
               <w:rPr>
                 <w:rFonts w:ascii="Arial" w:hAnsi="Arial" w:cs="Arial"/>
                 <w:bCs/>
+                <w:sz w:val="22"/>
+                <w:szCs w:val="22"/>
                 <w:lang w:val="sv-SE"/>
               </w:rPr>
               <w:t>Perihal</w:t>
@@ -1255,12 +1299,16 @@
               <w:rPr>
                 <w:rFonts w:ascii="Arial" w:hAnsi="Arial" w:cs="Arial"/>
                 <w:color w:val="000000"/>
+                <w:sz w:val="22"/>
+                <w:szCs w:val="22"/>
               </w:rPr>
             </w:pPr>
             <w:r>
               <w:rPr>
                 <w:rFonts w:ascii="Arial" w:hAnsi="Arial" w:cs="Arial"/>
                 <w:color w:val="000000"/>
+                <w:sz w:val="22"/>
+                <w:szCs w:val="22"/>
               </w:rPr>
               <w:t>:</w:t>
             </w:r>
@@ -1276,18 +1324,24 @@
               <w:spacing w:line="360" w:lineRule="auto"/>
               <w:rPr>
                 <w:rFonts w:ascii="Arial" w:hAnsi="Arial" w:cs="Arial"/>
+                <w:sz w:val="22"/>
+                <w:szCs w:val="22"/>
                 <w:lang w:val="en-ID"/>
               </w:rPr>
             </w:pPr>
             <w:r>
               <w:rPr>
                 <w:rFonts w:ascii="Arial" w:hAnsi="Arial" w:cs="Arial"/>
+                <w:sz w:val="22"/>
+                <w:szCs w:val="22"/>
               </w:rPr>
               <w:t>${</w:t>
             </w:r>
             <w:r>
               <w:rPr>
                 <w:rFonts w:ascii="Arial" w:hAnsi="Arial" w:cs="Arial"/>
+                <w:sz w:val="22"/>
+                <w:szCs w:val="22"/>
                 <w:lang w:val="en-ID"/>
               </w:rPr>
               <w:t>regard_applicants_research_letter</w:t>
@@ -1295,6 +1349,8 @@
             <w:r>
               <w:rPr>
                 <w:rFonts w:ascii="Arial" w:hAnsi="Arial" w:cs="Arial"/>
+                <w:sz w:val="22"/>
+                <w:szCs w:val="22"/>
               </w:rPr>
               <w:t>}</w:t>
             </w:r>
@@ -1316,15 +1372,15 @@
               <w:spacing w:line="360" w:lineRule="auto"/>
               <w:rPr>
                 <w:rFonts w:ascii="Arial" w:hAnsi="Arial" w:cs="Arial"/>
-                <w:sz w:val="24"/>
-                <w:szCs w:val="24"/>
-              </w:rPr>
-            </w:pPr>
-            <w:r>
-              <w:rPr>
-                <w:rFonts w:ascii="Arial" w:hAnsi="Arial" w:cs="Arial"/>
-                <w:sz w:val="24"/>
-                <w:szCs w:val="24"/>
+                <w:sz w:val="22"/>
+                <w:szCs w:val="22"/>
+              </w:rPr>
+            </w:pPr>
+            <w:r>
+              <w:rPr>
+                <w:rFonts w:ascii="Arial" w:hAnsi="Arial" w:cs="Arial"/>
+                <w:sz w:val="22"/>
+                <w:szCs w:val="22"/>
               </w:rPr>
               <w:t>Nama</w:t>
             </w:r>
@@ -1344,15 +1400,15 @@
               <w:spacing w:line="360" w:lineRule="auto"/>
               <w:rPr>
                 <w:rFonts w:ascii="Arial" w:hAnsi="Arial" w:cs="Arial"/>
-                <w:sz w:val="24"/>
-                <w:szCs w:val="24"/>
-              </w:rPr>
-            </w:pPr>
-            <w:r>
-              <w:rPr>
-                <w:rFonts w:ascii="Arial" w:hAnsi="Arial" w:cs="Arial"/>
-                <w:sz w:val="24"/>
-                <w:szCs w:val="24"/>
+                <w:sz w:val="22"/>
+                <w:szCs w:val="22"/>
+              </w:rPr>
+            </w:pPr>
+            <w:r>
+              <w:rPr>
+                <w:rFonts w:ascii="Arial" w:hAnsi="Arial" w:cs="Arial"/>
+                <w:sz w:val="22"/>
+                <w:szCs w:val="22"/>
               </w:rPr>
               <w:t>:</w:t>
             </w:r>
@@ -1369,18 +1425,24 @@
               <w:rPr>
                 <w:rFonts w:ascii="Arial" w:hAnsi="Arial" w:cs="Arial"/>
                 <w:color w:val="000000"/>
+                <w:sz w:val="22"/>
+                <w:szCs w:val="22"/>
                 <w:lang w:val="en-ID"/>
               </w:rPr>
             </w:pPr>
             <w:r>
               <w:rPr>
                 <w:rFonts w:ascii="Arial" w:hAnsi="Arial" w:cs="Arial"/>
+                <w:sz w:val="22"/>
+                <w:szCs w:val="22"/>
               </w:rPr>
               <w:t>${</w:t>
             </w:r>
             <w:r>
               <w:rPr>
                 <w:rFonts w:ascii="Arial" w:hAnsi="Arial" w:cs="Arial"/>
+                <w:sz w:val="22"/>
+                <w:szCs w:val="22"/>
                 <w:lang w:val="en-ID"/>
               </w:rPr>
               <w:t>user_name</w:t>
@@ -1388,6 +1450,8 @@
             <w:r>
               <w:rPr>
                 <w:rFonts w:ascii="Arial" w:hAnsi="Arial" w:cs="Arial"/>
+                <w:sz w:val="22"/>
+                <w:szCs w:val="22"/>
               </w:rPr>
               <w:t>}</w:t>
             </w:r>
@@ -1409,15 +1473,15 @@
               <w:spacing w:line="360" w:lineRule="auto"/>
               <w:rPr>
                 <w:rFonts w:ascii="Arial" w:hAnsi="Arial" w:cs="Arial"/>
-                <w:sz w:val="24"/>
-                <w:szCs w:val="24"/>
-              </w:rPr>
-            </w:pPr>
-            <w:r>
-              <w:rPr>
-                <w:rFonts w:ascii="Arial" w:hAnsi="Arial" w:cs="Arial"/>
-                <w:sz w:val="24"/>
-                <w:szCs w:val="24"/>
+                <w:sz w:val="22"/>
+                <w:szCs w:val="22"/>
+              </w:rPr>
+            </w:pPr>
+            <w:r>
+              <w:rPr>
+                <w:rFonts w:ascii="Arial" w:hAnsi="Arial" w:cs="Arial"/>
+                <w:sz w:val="22"/>
+                <w:szCs w:val="22"/>
               </w:rPr>
               <w:t>Alamat</w:t>
             </w:r>
@@ -1437,15 +1501,15 @@
               <w:spacing w:line="360" w:lineRule="auto"/>
               <w:rPr>
                 <w:rFonts w:ascii="Arial" w:hAnsi="Arial" w:cs="Arial"/>
-                <w:sz w:val="24"/>
-                <w:szCs w:val="24"/>
-              </w:rPr>
-            </w:pPr>
-            <w:r>
-              <w:rPr>
-                <w:rFonts w:ascii="Arial" w:hAnsi="Arial" w:cs="Arial"/>
-                <w:sz w:val="24"/>
-                <w:szCs w:val="24"/>
+                <w:sz w:val="22"/>
+                <w:szCs w:val="22"/>
+              </w:rPr>
+            </w:pPr>
+            <w:r>
+              <w:rPr>
+                <w:rFonts w:ascii="Arial" w:hAnsi="Arial" w:cs="Arial"/>
+                <w:sz w:val="22"/>
+                <w:szCs w:val="22"/>
               </w:rPr>
               <w:t>:</w:t>
             </w:r>
@@ -1466,23 +1530,23 @@
               <w:spacing w:line="360" w:lineRule="auto"/>
               <w:rPr>
                 <w:rFonts w:ascii="Arial" w:hAnsi="Arial" w:cs="Arial"/>
-                <w:sz w:val="24"/>
-                <w:szCs w:val="24"/>
-              </w:rPr>
-            </w:pPr>
-            <w:r>
-              <w:rPr>
-                <w:rFonts w:ascii="Arial" w:hAnsi="Arial" w:cs="Arial"/>
-                <w:sz w:val="24"/>
-                <w:szCs w:val="24"/>
+                <w:sz w:val="22"/>
+                <w:szCs w:val="22"/>
+              </w:rPr>
+            </w:pPr>
+            <w:r>
+              <w:rPr>
+                <w:rFonts w:ascii="Arial" w:hAnsi="Arial" w:cs="Arial"/>
+                <w:sz w:val="22"/>
+                <w:szCs w:val="22"/>
               </w:rPr>
               <w:t>${</w:t>
             </w:r>
             <w:r>
               <w:rPr>
                 <w:rFonts w:ascii="Arial" w:hAnsi="Arial" w:cs="Arial"/>
-                <w:sz w:val="24"/>
-                <w:szCs w:val="24"/>
+                <w:sz w:val="22"/>
+                <w:szCs w:val="22"/>
                 <w:lang w:val="en-ID"/>
               </w:rPr>
               <w:t>address</w:t>
@@ -1490,8 +1554,8 @@
             <w:r>
               <w:rPr>
                 <w:rFonts w:ascii="Arial" w:hAnsi="Arial" w:cs="Arial"/>
-                <w:sz w:val="24"/>
-                <w:szCs w:val="24"/>
+                <w:sz w:val="22"/>
+                <w:szCs w:val="22"/>
               </w:rPr>
               <w:t>}</w:t>
             </w:r>
@@ -1513,15 +1577,15 @@
               <w:spacing w:line="360" w:lineRule="auto"/>
               <w:rPr>
                 <w:rFonts w:ascii="Arial" w:hAnsi="Arial" w:cs="Arial"/>
-                <w:sz w:val="24"/>
-                <w:szCs w:val="24"/>
-              </w:rPr>
-            </w:pPr>
-            <w:r>
-              <w:rPr>
-                <w:rFonts w:ascii="Arial" w:hAnsi="Arial" w:cs="Arial"/>
-                <w:sz w:val="24"/>
-                <w:szCs w:val="24"/>
+                <w:sz w:val="22"/>
+                <w:szCs w:val="22"/>
+              </w:rPr>
+            </w:pPr>
+            <w:r>
+              <w:rPr>
+                <w:rFonts w:ascii="Arial" w:hAnsi="Arial" w:cs="Arial"/>
+                <w:sz w:val="22"/>
+                <w:szCs w:val="22"/>
               </w:rPr>
               <w:t>Jabatan/Pekerjaan</w:t>
             </w:r>
@@ -1541,15 +1605,15 @@
               <w:spacing w:line="360" w:lineRule="auto"/>
               <w:rPr>
                 <w:rFonts w:ascii="Arial" w:hAnsi="Arial" w:cs="Arial"/>
-                <w:sz w:val="24"/>
-                <w:szCs w:val="24"/>
-              </w:rPr>
-            </w:pPr>
-            <w:r>
-              <w:rPr>
-                <w:rFonts w:ascii="Arial" w:hAnsi="Arial" w:cs="Arial"/>
-                <w:sz w:val="24"/>
-                <w:szCs w:val="24"/>
+                <w:sz w:val="22"/>
+                <w:szCs w:val="22"/>
+              </w:rPr>
+            </w:pPr>
+            <w:r>
+              <w:rPr>
+                <w:rFonts w:ascii="Arial" w:hAnsi="Arial" w:cs="Arial"/>
+                <w:sz w:val="22"/>
+                <w:szCs w:val="22"/>
               </w:rPr>
               <w:t>:</w:t>
             </w:r>
@@ -1570,33 +1634,17 @@
               <w:spacing w:line="360" w:lineRule="auto"/>
               <w:rPr>
                 <w:rFonts w:ascii="Arial" w:hAnsi="Arial" w:cs="Arial"/>
-                <w:sz w:val="24"/>
-                <w:szCs w:val="24"/>
-              </w:rPr>
-            </w:pPr>
-            <w:r>
-              <w:rPr>
-                <w:rFonts w:ascii="Arial" w:hAnsi="Arial" w:cs="Arial"/>
-                <w:sz w:val="24"/>
-                <w:szCs w:val="24"/>
-              </w:rPr>
-              <w:t>${</w:t>
-            </w:r>
-            <w:r>
-              <w:rPr>
-                <w:rFonts w:ascii="Arial" w:hAnsi="Arial" w:cs="Arial"/>
-                <w:sz w:val="24"/>
-                <w:szCs w:val="24"/>
-              </w:rPr>
-              <w:t>applicantsjob_id</w:t>
-            </w:r>
-            <w:r>
-              <w:rPr>
-                <w:rFonts w:ascii="Arial" w:hAnsi="Arial" w:cs="Arial"/>
-                <w:sz w:val="24"/>
-                <w:szCs w:val="24"/>
-              </w:rPr>
-              <w:t>}</w:t>
+                <w:sz w:val="22"/>
+                <w:szCs w:val="22"/>
+              </w:rPr>
+            </w:pPr>
+            <w:r>
+              <w:rPr>
+                <w:rFonts w:ascii="Arial" w:hAnsi="Arial" w:cs="Arial"/>
+                <w:sz w:val="22"/>
+                <w:szCs w:val="22"/>
+              </w:rPr>
+              <w:t>${applicantsjob_id}</w:t>
             </w:r>
           </w:p>
         </w:tc>
@@ -1616,15 +1664,15 @@
               <w:spacing w:line="360" w:lineRule="auto"/>
               <w:rPr>
                 <w:rFonts w:ascii="Arial" w:hAnsi="Arial" w:cs="Arial"/>
-                <w:sz w:val="24"/>
-                <w:szCs w:val="24"/>
-              </w:rPr>
-            </w:pPr>
-            <w:r>
-              <w:rPr>
-                <w:rFonts w:ascii="Arial" w:hAnsi="Arial" w:cs="Arial"/>
-                <w:sz w:val="24"/>
-                <w:szCs w:val="24"/>
+                <w:sz w:val="22"/>
+                <w:szCs w:val="22"/>
+              </w:rPr>
+            </w:pPr>
+            <w:r>
+              <w:rPr>
+                <w:rFonts w:ascii="Arial" w:hAnsi="Arial" w:cs="Arial"/>
+                <w:sz w:val="22"/>
+                <w:szCs w:val="22"/>
               </w:rPr>
               <w:t>No. Tlp / WA</w:t>
             </w:r>
@@ -1644,15 +1692,15 @@
               <w:spacing w:line="360" w:lineRule="auto"/>
               <w:rPr>
                 <w:rFonts w:ascii="Arial" w:hAnsi="Arial" w:cs="Arial"/>
-                <w:sz w:val="24"/>
-                <w:szCs w:val="24"/>
-              </w:rPr>
-            </w:pPr>
-            <w:r>
-              <w:rPr>
-                <w:rFonts w:ascii="Arial" w:hAnsi="Arial" w:cs="Arial"/>
-                <w:sz w:val="24"/>
-                <w:szCs w:val="24"/>
+                <w:sz w:val="22"/>
+                <w:szCs w:val="22"/>
+              </w:rPr>
+            </w:pPr>
+            <w:r>
+              <w:rPr>
+                <w:rFonts w:ascii="Arial" w:hAnsi="Arial" w:cs="Arial"/>
+                <w:sz w:val="22"/>
+                <w:szCs w:val="22"/>
               </w:rPr>
               <w:t>:</w:t>
             </w:r>
@@ -1673,23 +1721,23 @@
               <w:spacing w:line="360" w:lineRule="auto"/>
               <w:rPr>
                 <w:rFonts w:ascii="Arial" w:hAnsi="Arial" w:cs="Arial"/>
-                <w:sz w:val="24"/>
-                <w:szCs w:val="24"/>
-              </w:rPr>
-            </w:pPr>
-            <w:r>
-              <w:rPr>
-                <w:rFonts w:ascii="Arial" w:hAnsi="Arial" w:cs="Arial"/>
-                <w:sz w:val="24"/>
-                <w:szCs w:val="24"/>
+                <w:sz w:val="22"/>
+                <w:szCs w:val="22"/>
+              </w:rPr>
+            </w:pPr>
+            <w:r>
+              <w:rPr>
+                <w:rFonts w:ascii="Arial" w:hAnsi="Arial" w:cs="Arial"/>
+                <w:sz w:val="22"/>
+                <w:szCs w:val="22"/>
               </w:rPr>
               <w:t>${</w:t>
             </w:r>
             <w:r>
               <w:rPr>
                 <w:rFonts w:ascii="Arial" w:hAnsi="Arial" w:cs="Arial"/>
-                <w:sz w:val="24"/>
-                <w:szCs w:val="24"/>
+                <w:sz w:val="22"/>
+                <w:szCs w:val="22"/>
                 <w:lang w:val="en-ID"/>
               </w:rPr>
               <w:t>phone</w:t>
@@ -1697,8 +1745,8 @@
             <w:r>
               <w:rPr>
                 <w:rFonts w:ascii="Arial" w:hAnsi="Arial" w:cs="Arial"/>
-                <w:sz w:val="24"/>
-                <w:szCs w:val="24"/>
+                <w:sz w:val="22"/>
+                <w:szCs w:val="22"/>
               </w:rPr>
               <w:t>}</w:t>
             </w:r>
@@ -1720,15 +1768,15 @@
               <w:spacing w:line="360" w:lineRule="auto"/>
               <w:rPr>
                 <w:rFonts w:ascii="Arial" w:hAnsi="Arial" w:cs="Arial"/>
-                <w:sz w:val="24"/>
-                <w:szCs w:val="24"/>
-              </w:rPr>
-            </w:pPr>
-            <w:r>
-              <w:rPr>
-                <w:rFonts w:ascii="Arial" w:hAnsi="Arial" w:cs="Arial"/>
-                <w:sz w:val="24"/>
-                <w:szCs w:val="24"/>
+                <w:sz w:val="22"/>
+                <w:szCs w:val="22"/>
+              </w:rPr>
+            </w:pPr>
+            <w:r>
+              <w:rPr>
+                <w:rFonts w:ascii="Arial" w:hAnsi="Arial" w:cs="Arial"/>
+                <w:sz w:val="22"/>
+                <w:szCs w:val="22"/>
               </w:rPr>
               <w:t>Email</w:t>
             </w:r>
@@ -1748,15 +1796,15 @@
               <w:spacing w:line="360" w:lineRule="auto"/>
               <w:rPr>
                 <w:rFonts w:ascii="Arial" w:hAnsi="Arial" w:cs="Arial"/>
-                <w:sz w:val="24"/>
-                <w:szCs w:val="24"/>
-              </w:rPr>
-            </w:pPr>
-            <w:r>
-              <w:rPr>
-                <w:rFonts w:ascii="Arial" w:hAnsi="Arial" w:cs="Arial"/>
-                <w:sz w:val="24"/>
-                <w:szCs w:val="24"/>
+                <w:sz w:val="22"/>
+                <w:szCs w:val="22"/>
+              </w:rPr>
+            </w:pPr>
+            <w:r>
+              <w:rPr>
+                <w:rFonts w:ascii="Arial" w:hAnsi="Arial" w:cs="Arial"/>
+                <w:sz w:val="22"/>
+                <w:szCs w:val="22"/>
               </w:rPr>
               <w:t>:</w:t>
             </w:r>
@@ -1777,23 +1825,23 @@
               <w:spacing w:line="360" w:lineRule="auto"/>
               <w:rPr>
                 <w:rFonts w:ascii="Arial" w:hAnsi="Arial" w:cs="Arial"/>
-                <w:sz w:val="24"/>
-                <w:szCs w:val="24"/>
-              </w:rPr>
-            </w:pPr>
-            <w:r>
-              <w:rPr>
-                <w:rFonts w:ascii="Arial" w:hAnsi="Arial" w:cs="Arial"/>
-                <w:sz w:val="24"/>
-                <w:szCs w:val="24"/>
+                <w:sz w:val="22"/>
+                <w:szCs w:val="22"/>
+              </w:rPr>
+            </w:pPr>
+            <w:r>
+              <w:rPr>
+                <w:rFonts w:ascii="Arial" w:hAnsi="Arial" w:cs="Arial"/>
+                <w:sz w:val="22"/>
+                <w:szCs w:val="22"/>
               </w:rPr>
               <w:t>${</w:t>
             </w:r>
             <w:r>
               <w:rPr>
                 <w:rFonts w:ascii="Arial" w:hAnsi="Arial" w:cs="Arial"/>
-                <w:sz w:val="24"/>
-                <w:szCs w:val="24"/>
+                <w:sz w:val="22"/>
+                <w:szCs w:val="22"/>
                 <w:lang w:val="en-ID"/>
               </w:rPr>
               <w:t>email</w:t>
@@ -1801,8 +1849,8 @@
             <w:r>
               <w:rPr>
                 <w:rFonts w:ascii="Arial" w:hAnsi="Arial" w:cs="Arial"/>
-                <w:sz w:val="24"/>
-                <w:szCs w:val="24"/>
+                <w:sz w:val="22"/>
+                <w:szCs w:val="22"/>
               </w:rPr>
               <w:t>}</w:t>
             </w:r>
@@ -1824,15 +1872,15 @@
               <w:spacing w:line="360" w:lineRule="auto"/>
               <w:rPr>
                 <w:rFonts w:ascii="Arial" w:hAnsi="Arial" w:cs="Arial"/>
-                <w:sz w:val="24"/>
-                <w:szCs w:val="24"/>
-              </w:rPr>
-            </w:pPr>
-            <w:r>
-              <w:rPr>
-                <w:rFonts w:ascii="Arial" w:hAnsi="Arial" w:cs="Arial"/>
-                <w:sz w:val="24"/>
-                <w:szCs w:val="24"/>
+                <w:sz w:val="22"/>
+                <w:szCs w:val="22"/>
+              </w:rPr>
+            </w:pPr>
+            <w:r>
+              <w:rPr>
+                <w:rFonts w:ascii="Arial" w:hAnsi="Arial" w:cs="Arial"/>
+                <w:sz w:val="22"/>
+                <w:szCs w:val="22"/>
               </w:rPr>
               <w:t>Judul Penelitian</w:t>
             </w:r>
@@ -1852,15 +1900,15 @@
               <w:spacing w:line="360" w:lineRule="auto"/>
               <w:rPr>
                 <w:rFonts w:ascii="Arial" w:hAnsi="Arial" w:cs="Arial"/>
-                <w:sz w:val="24"/>
-                <w:szCs w:val="24"/>
-              </w:rPr>
-            </w:pPr>
-            <w:r>
-              <w:rPr>
-                <w:rFonts w:ascii="Arial" w:hAnsi="Arial" w:cs="Arial"/>
-                <w:sz w:val="24"/>
-                <w:szCs w:val="24"/>
+                <w:sz w:val="22"/>
+                <w:szCs w:val="22"/>
+              </w:rPr>
+            </w:pPr>
+            <w:r>
+              <w:rPr>
+                <w:rFonts w:ascii="Arial" w:hAnsi="Arial" w:cs="Arial"/>
+                <w:sz w:val="22"/>
+                <w:szCs w:val="22"/>
               </w:rPr>
               <w:t>:</w:t>
             </w:r>
@@ -1878,8 +1926,8 @@
               <w:rPr>
                 <w:rFonts w:ascii="Arial" w:hAnsi="Arial" w:cs="Arial"/>
                 <w:i/>
-                <w:sz w:val="24"/>
-                <w:szCs w:val="24"/>
+                <w:sz w:val="22"/>
+                <w:szCs w:val="22"/>
                 <w:lang w:val="en-ID"/>
               </w:rPr>
             </w:pPr>
@@ -1887,8 +1935,8 @@
               <w:rPr>
                 <w:rFonts w:ascii="Arial" w:hAnsi="Arial" w:cs="Arial"/>
                 <w:i/>
-                <w:sz w:val="24"/>
-                <w:szCs w:val="24"/>
+                <w:sz w:val="22"/>
+                <w:szCs w:val="22"/>
               </w:rPr>
               <w:t>“</w:t>
             </w:r>
@@ -1896,8 +1944,8 @@
               <w:rPr>
                 <w:rFonts w:ascii="Arial" w:hAnsi="Arial" w:cs="Arial"/>
                 <w:i/>
-                <w:sz w:val="24"/>
-                <w:szCs w:val="24"/>
+                <w:sz w:val="22"/>
+                <w:szCs w:val="22"/>
               </w:rPr>
               <w:t>${</w:t>
             </w:r>
@@ -1905,8 +1953,8 @@
               <w:rPr>
                 <w:rFonts w:ascii="Arial" w:hAnsi="Arial" w:cs="Arial"/>
                 <w:i/>
-                <w:sz w:val="24"/>
-                <w:szCs w:val="24"/>
+                <w:sz w:val="22"/>
+                <w:szCs w:val="22"/>
                 <w:lang w:val="en-ID"/>
               </w:rPr>
               <w:t>research_title</w:t>
@@ -1915,8 +1963,8 @@
               <w:rPr>
                 <w:rFonts w:ascii="Arial" w:hAnsi="Arial" w:cs="Arial"/>
                 <w:i/>
-                <w:sz w:val="24"/>
-                <w:szCs w:val="24"/>
+                <w:sz w:val="22"/>
+                <w:szCs w:val="22"/>
               </w:rPr>
               <w:t>}</w:t>
             </w:r>
@@ -1924,8 +1972,8 @@
               <w:rPr>
                 <w:rFonts w:ascii="Arial" w:hAnsi="Arial" w:cs="Arial"/>
                 <w:i/>
-                <w:sz w:val="24"/>
-                <w:szCs w:val="24"/>
+                <w:sz w:val="22"/>
+                <w:szCs w:val="22"/>
               </w:rPr>
               <w:t>”</w:t>
             </w:r>
@@ -1947,15 +1995,15 @@
               <w:spacing w:line="360" w:lineRule="auto"/>
               <w:rPr>
                 <w:rFonts w:ascii="Arial" w:hAnsi="Arial" w:cs="Arial"/>
-                <w:sz w:val="24"/>
-                <w:szCs w:val="24"/>
-              </w:rPr>
-            </w:pPr>
-            <w:r>
-              <w:rPr>
-                <w:rFonts w:ascii="Arial" w:hAnsi="Arial" w:cs="Arial"/>
-                <w:sz w:val="24"/>
-                <w:szCs w:val="24"/>
+                <w:sz w:val="22"/>
+                <w:szCs w:val="22"/>
+              </w:rPr>
+            </w:pPr>
+            <w:r>
+              <w:rPr>
+                <w:rFonts w:ascii="Arial" w:hAnsi="Arial" w:cs="Arial"/>
+                <w:sz w:val="22"/>
+                <w:szCs w:val="22"/>
               </w:rPr>
               <w:t>Bidang Penelitian</w:t>
             </w:r>
@@ -1975,15 +2023,15 @@
               <w:spacing w:line="360" w:lineRule="auto"/>
               <w:rPr>
                 <w:rFonts w:ascii="Arial" w:hAnsi="Arial" w:cs="Arial"/>
-                <w:sz w:val="24"/>
-                <w:szCs w:val="24"/>
-              </w:rPr>
-            </w:pPr>
-            <w:r>
-              <w:rPr>
-                <w:rFonts w:ascii="Arial" w:hAnsi="Arial" w:cs="Arial"/>
-                <w:sz w:val="24"/>
-                <w:szCs w:val="24"/>
+                <w:sz w:val="22"/>
+                <w:szCs w:val="22"/>
+              </w:rPr>
+            </w:pPr>
+            <w:r>
+              <w:rPr>
+                <w:rFonts w:ascii="Arial" w:hAnsi="Arial" w:cs="Arial"/>
+                <w:sz w:val="22"/>
+                <w:szCs w:val="22"/>
               </w:rPr>
               <w:t>:</w:t>
             </w:r>
@@ -2004,33 +2052,17 @@
               <w:spacing w:line="360" w:lineRule="auto"/>
               <w:rPr>
                 <w:rFonts w:ascii="Arial" w:hAnsi="Arial" w:cs="Arial"/>
-                <w:sz w:val="24"/>
-                <w:szCs w:val="24"/>
-              </w:rPr>
-            </w:pPr>
-            <w:r>
-              <w:rPr>
-                <w:rFonts w:ascii="Arial" w:hAnsi="Arial" w:cs="Arial"/>
-                <w:sz w:val="24"/>
-                <w:szCs w:val="24"/>
-              </w:rPr>
-              <w:t>${</w:t>
-            </w:r>
-            <w:r>
-              <w:rPr>
-                <w:rFonts w:ascii="Arial" w:hAnsi="Arial" w:cs="Arial"/>
-                <w:sz w:val="24"/>
-                <w:szCs w:val="24"/>
-              </w:rPr>
-              <w:t>research_fields</w:t>
-            </w:r>
-            <w:r>
-              <w:rPr>
-                <w:rFonts w:ascii="Arial" w:hAnsi="Arial" w:cs="Arial"/>
-                <w:sz w:val="24"/>
-                <w:szCs w:val="24"/>
-              </w:rPr>
-              <w:t>}</w:t>
+                <w:sz w:val="22"/>
+                <w:szCs w:val="22"/>
+              </w:rPr>
+            </w:pPr>
+            <w:r>
+              <w:rPr>
+                <w:rFonts w:ascii="Arial" w:hAnsi="Arial" w:cs="Arial"/>
+                <w:sz w:val="22"/>
+                <w:szCs w:val="22"/>
+              </w:rPr>
+              <w:t>${research_fields}</w:t>
             </w:r>
           </w:p>
         </w:tc>
@@ -2050,15 +2082,15 @@
               <w:spacing w:line="360" w:lineRule="auto"/>
               <w:rPr>
                 <w:rFonts w:ascii="Arial" w:hAnsi="Arial" w:cs="Arial"/>
-                <w:sz w:val="24"/>
-                <w:szCs w:val="24"/>
-              </w:rPr>
-            </w:pPr>
-            <w:r>
-              <w:rPr>
-                <w:rFonts w:ascii="Arial" w:hAnsi="Arial" w:cs="Arial"/>
-                <w:sz w:val="24"/>
-                <w:szCs w:val="24"/>
+                <w:sz w:val="22"/>
+                <w:szCs w:val="22"/>
+              </w:rPr>
+            </w:pPr>
+            <w:r>
+              <w:rPr>
+                <w:rFonts w:ascii="Arial" w:hAnsi="Arial" w:cs="Arial"/>
+                <w:sz w:val="22"/>
+                <w:szCs w:val="22"/>
               </w:rPr>
               <w:t>Lokasi Penelitian</w:t>
             </w:r>
@@ -2078,15 +2110,15 @@
               <w:spacing w:line="360" w:lineRule="auto"/>
               <w:rPr>
                 <w:rFonts w:ascii="Arial" w:hAnsi="Arial" w:cs="Arial"/>
-                <w:sz w:val="24"/>
-                <w:szCs w:val="24"/>
-              </w:rPr>
-            </w:pPr>
-            <w:r>
-              <w:rPr>
-                <w:rFonts w:ascii="Arial" w:hAnsi="Arial" w:cs="Arial"/>
-                <w:sz w:val="24"/>
-                <w:szCs w:val="24"/>
+                <w:sz w:val="22"/>
+                <w:szCs w:val="22"/>
+              </w:rPr>
+            </w:pPr>
+            <w:r>
+              <w:rPr>
+                <w:rFonts w:ascii="Arial" w:hAnsi="Arial" w:cs="Arial"/>
+                <w:sz w:val="22"/>
+                <w:szCs w:val="22"/>
               </w:rPr>
               <w:t>:</w:t>
             </w:r>
@@ -2103,24 +2135,24 @@
               <w:spacing w:line="360" w:lineRule="auto"/>
               <w:rPr>
                 <w:rFonts w:ascii="Arial" w:hAnsi="Arial" w:cs="Arial"/>
-                <w:sz w:val="24"/>
-                <w:szCs w:val="24"/>
+                <w:sz w:val="22"/>
+                <w:szCs w:val="22"/>
                 <w:lang w:val="en-ID"/>
               </w:rPr>
             </w:pPr>
             <w:r>
               <w:rPr>
                 <w:rFonts w:ascii="Arial" w:hAnsi="Arial" w:cs="Arial"/>
-                <w:sz w:val="24"/>
-                <w:szCs w:val="24"/>
+                <w:sz w:val="22"/>
+                <w:szCs w:val="22"/>
               </w:rPr>
               <w:t>${</w:t>
             </w:r>
             <w:r>
               <w:rPr>
                 <w:rFonts w:ascii="Arial" w:hAnsi="Arial" w:cs="Arial"/>
-                <w:sz w:val="24"/>
-                <w:szCs w:val="24"/>
+                <w:sz w:val="22"/>
+                <w:szCs w:val="22"/>
                 <w:lang w:val="en-ID"/>
               </w:rPr>
               <w:t>research_location</w:t>
@@ -2128,8 +2160,8 @@
             <w:r>
               <w:rPr>
                 <w:rFonts w:ascii="Arial" w:hAnsi="Arial" w:cs="Arial"/>
-                <w:sz w:val="24"/>
-                <w:szCs w:val="24"/>
+                <w:sz w:val="22"/>
+                <w:szCs w:val="22"/>
               </w:rPr>
               <w:t>}</w:t>
             </w:r>
@@ -2151,15 +2183,15 @@
               <w:spacing w:line="360" w:lineRule="auto"/>
               <w:rPr>
                 <w:rFonts w:ascii="Arial" w:hAnsi="Arial" w:cs="Arial"/>
-                <w:sz w:val="24"/>
-                <w:szCs w:val="24"/>
-              </w:rPr>
-            </w:pPr>
-            <w:r>
-              <w:rPr>
-                <w:rFonts w:ascii="Arial" w:hAnsi="Arial" w:cs="Arial"/>
-                <w:sz w:val="24"/>
-                <w:szCs w:val="24"/>
+                <w:sz w:val="22"/>
+                <w:szCs w:val="22"/>
+              </w:rPr>
+            </w:pPr>
+            <w:r>
+              <w:rPr>
+                <w:rFonts w:ascii="Arial" w:hAnsi="Arial" w:cs="Arial"/>
+                <w:sz w:val="22"/>
+                <w:szCs w:val="22"/>
               </w:rPr>
               <w:t>Lembaga/Instansi</w:t>
             </w:r>
@@ -2179,15 +2211,15 @@
               <w:spacing w:line="360" w:lineRule="auto"/>
               <w:rPr>
                 <w:rFonts w:ascii="Arial" w:hAnsi="Arial" w:cs="Arial"/>
-                <w:sz w:val="24"/>
-                <w:szCs w:val="24"/>
-              </w:rPr>
-            </w:pPr>
-            <w:r>
-              <w:rPr>
-                <w:rFonts w:ascii="Arial" w:hAnsi="Arial" w:cs="Arial"/>
-                <w:sz w:val="24"/>
-                <w:szCs w:val="24"/>
+                <w:sz w:val="22"/>
+                <w:szCs w:val="22"/>
+              </w:rPr>
+            </w:pPr>
+            <w:r>
+              <w:rPr>
+                <w:rFonts w:ascii="Arial" w:hAnsi="Arial" w:cs="Arial"/>
+                <w:sz w:val="22"/>
+                <w:szCs w:val="22"/>
               </w:rPr>
               <w:t>:</w:t>
             </w:r>
@@ -2208,23 +2240,23 @@
               <w:spacing w:line="360" w:lineRule="auto"/>
               <w:rPr>
                 <w:rFonts w:ascii="Arial" w:hAnsi="Arial" w:cs="Arial"/>
-                <w:sz w:val="24"/>
-                <w:szCs w:val="24"/>
-              </w:rPr>
-            </w:pPr>
-            <w:r>
-              <w:rPr>
-                <w:rFonts w:ascii="Arial" w:hAnsi="Arial" w:cs="Arial"/>
-                <w:sz w:val="24"/>
-                <w:szCs w:val="24"/>
+                <w:sz w:val="22"/>
+                <w:szCs w:val="22"/>
+              </w:rPr>
+            </w:pPr>
+            <w:r>
+              <w:rPr>
+                <w:rFonts w:ascii="Arial" w:hAnsi="Arial" w:cs="Arial"/>
+                <w:sz w:val="22"/>
+                <w:szCs w:val="22"/>
               </w:rPr>
               <w:t>${</w:t>
             </w:r>
             <w:r>
               <w:rPr>
                 <w:rFonts w:ascii="Arial" w:hAnsi="Arial" w:cs="Arial"/>
-                <w:sz w:val="24"/>
-                <w:szCs w:val="24"/>
+                <w:sz w:val="22"/>
+                <w:szCs w:val="22"/>
                 <w:lang w:val="en-ID"/>
               </w:rPr>
               <w:t>institution</w:t>
@@ -2232,8 +2264,8 @@
             <w:r>
               <w:rPr>
                 <w:rFonts w:ascii="Arial" w:hAnsi="Arial" w:cs="Arial"/>
-                <w:sz w:val="24"/>
-                <w:szCs w:val="24"/>
+                <w:sz w:val="22"/>
+                <w:szCs w:val="22"/>
               </w:rPr>
               <w:t>}</w:t>
             </w:r>
@@ -2255,15 +2287,15 @@
               <w:spacing w:line="360" w:lineRule="auto"/>
               <w:rPr>
                 <w:rFonts w:ascii="Arial" w:hAnsi="Arial" w:cs="Arial"/>
-                <w:sz w:val="24"/>
-                <w:szCs w:val="24"/>
-              </w:rPr>
-            </w:pPr>
-            <w:r>
-              <w:rPr>
-                <w:rFonts w:ascii="Arial" w:hAnsi="Arial" w:cs="Arial"/>
-                <w:sz w:val="24"/>
-                <w:szCs w:val="24"/>
+                <w:sz w:val="22"/>
+                <w:szCs w:val="22"/>
+              </w:rPr>
+            </w:pPr>
+            <w:r>
+              <w:rPr>
+                <w:rFonts w:ascii="Arial" w:hAnsi="Arial" w:cs="Arial"/>
+                <w:sz w:val="22"/>
+                <w:szCs w:val="22"/>
               </w:rPr>
               <w:t>Waktu Penelitian</w:t>
             </w:r>
@@ -2283,15 +2315,15 @@
               <w:spacing w:line="360" w:lineRule="auto"/>
               <w:rPr>
                 <w:rFonts w:ascii="Arial" w:hAnsi="Arial" w:cs="Arial"/>
-                <w:sz w:val="24"/>
-                <w:szCs w:val="24"/>
-              </w:rPr>
-            </w:pPr>
-            <w:r>
-              <w:rPr>
-                <w:rFonts w:ascii="Arial" w:hAnsi="Arial" w:cs="Arial"/>
-                <w:sz w:val="24"/>
-                <w:szCs w:val="24"/>
+                <w:sz w:val="22"/>
+                <w:szCs w:val="22"/>
+              </w:rPr>
+            </w:pPr>
+            <w:r>
+              <w:rPr>
+                <w:rFonts w:ascii="Arial" w:hAnsi="Arial" w:cs="Arial"/>
+                <w:sz w:val="22"/>
+                <w:szCs w:val="22"/>
               </w:rPr>
               <w:t>:</w:t>
             </w:r>
@@ -2312,39 +2344,23 @@
               <w:spacing w:line="360" w:lineRule="auto"/>
               <w:rPr>
                 <w:rFonts w:ascii="Arial" w:hAnsi="Arial" w:cs="Arial"/>
-                <w:sz w:val="24"/>
-                <w:szCs w:val="24"/>
-              </w:rPr>
-            </w:pPr>
-            <w:r>
-              <w:rPr>
-                <w:rFonts w:ascii="Arial" w:hAnsi="Arial" w:cs="Arial"/>
-                <w:sz w:val="24"/>
-                <w:szCs w:val="24"/>
-              </w:rPr>
-              <w:t>${</w:t>
-            </w:r>
-            <w:r>
-              <w:rPr>
-                <w:rFonts w:ascii="Arial" w:hAnsi="Arial" w:cs="Arial"/>
-                <w:sz w:val="24"/>
-                <w:szCs w:val="24"/>
-              </w:rPr>
-              <w:t>start_at</w:t>
-            </w:r>
-            <w:r>
-              <w:rPr>
-                <w:rFonts w:ascii="Arial" w:hAnsi="Arial" w:cs="Arial"/>
-                <w:sz w:val="24"/>
-                <w:szCs w:val="24"/>
-              </w:rPr>
-              <w:t>}</w:t>
-            </w:r>
-          </w:p>
-        </w:tc>
-        <w:tc>
-          <w:tcPr>
-            <w:tcW w:w="1467" w:type="dxa"/>
+                <w:sz w:val="22"/>
+                <w:szCs w:val="22"/>
+              </w:rPr>
+            </w:pPr>
+            <w:r>
+              <w:rPr>
+                <w:rFonts w:ascii="Arial" w:hAnsi="Arial" w:cs="Arial"/>
+                <w:sz w:val="22"/>
+                <w:szCs w:val="22"/>
+              </w:rPr>
+              <w:t>${start_at}</w:t>
+            </w:r>
+          </w:p>
+        </w:tc>
+        <w:tc>
+          <w:tcPr>
+            <w:tcW w:w="567" w:type="dxa"/>
           </w:tcPr>
           <w:p>
             <w:pPr>
@@ -2356,23 +2372,23 @@
               <w:spacing w:line="360" w:lineRule="auto"/>
               <w:rPr>
                 <w:rFonts w:ascii="Arial" w:hAnsi="Arial" w:cs="Arial"/>
-                <w:sz w:val="24"/>
-                <w:szCs w:val="24"/>
-              </w:rPr>
-            </w:pPr>
-            <w:r>
-              <w:rPr>
-                <w:rFonts w:ascii="Arial" w:hAnsi="Arial" w:cs="Arial"/>
-                <w:sz w:val="24"/>
-                <w:szCs w:val="24"/>
+                <w:sz w:val="22"/>
+                <w:szCs w:val="22"/>
+              </w:rPr>
+            </w:pPr>
+            <w:r>
+              <w:rPr>
+                <w:rFonts w:ascii="Arial" w:hAnsi="Arial" w:cs="Arial"/>
+                <w:sz w:val="22"/>
+                <w:szCs w:val="22"/>
               </w:rPr>
               <w:t>s.d</w:t>
             </w:r>
             <w:r>
               <w:rPr>
                 <w:rFonts w:ascii="Arial" w:hAnsi="Arial" w:cs="Arial"/>
-                <w:sz w:val="24"/>
-                <w:szCs w:val="24"/>
+                <w:sz w:val="22"/>
+                <w:szCs w:val="22"/>
               </w:rPr>
               <w:t xml:space="preserve">  </w:t>
             </w:r>
@@ -2380,7 +2396,7 @@
         </w:tc>
         <w:tc>
           <w:tcPr>
-            <w:tcW w:w="3778" w:type="dxa"/>
+            <w:tcW w:w="4678" w:type="dxa"/>
           </w:tcPr>
           <w:p>
             <w:pPr>
@@ -2392,17 +2408,33 @@
               <w:spacing w:line="360" w:lineRule="auto"/>
               <w:rPr>
                 <w:rFonts w:ascii="Arial" w:hAnsi="Arial" w:cs="Arial"/>
-                <w:sz w:val="24"/>
-                <w:szCs w:val="24"/>
-              </w:rPr>
-            </w:pPr>
-            <w:r>
-              <w:rPr>
-                <w:rFonts w:ascii="Arial" w:hAnsi="Arial" w:cs="Arial"/>
-                <w:sz w:val="24"/>
-                <w:szCs w:val="24"/>
-              </w:rPr>
-              <w:t>${finish_at}</w:t>
+                <w:sz w:val="22"/>
+                <w:szCs w:val="22"/>
+              </w:rPr>
+            </w:pPr>
+            <w:r>
+              <w:rPr>
+                <w:rFonts w:ascii="Arial" w:hAnsi="Arial" w:cs="Arial"/>
+                <w:sz w:val="22"/>
+                <w:szCs w:val="22"/>
+              </w:rPr>
+              <w:t>${</w:t>
+            </w:r>
+            <w:r>
+              <w:rPr>
+                <w:rFonts w:ascii="Arial" w:hAnsi="Arial" w:cs="Arial"/>
+                <w:sz w:val="22"/>
+                <w:szCs w:val="22"/>
+              </w:rPr>
+              <w:t>finish_at</w:t>
+            </w:r>
+            <w:r>
+              <w:rPr>
+                <w:rFonts w:ascii="Arial" w:hAnsi="Arial" w:cs="Arial"/>
+                <w:sz w:val="22"/>
+                <w:szCs w:val="22"/>
+              </w:rPr>
+              <w:t>}</w:t>
             </w:r>
           </w:p>
         </w:tc>
@@ -2422,15 +2454,15 @@
               <w:spacing w:line="360" w:lineRule="auto"/>
               <w:rPr>
                 <w:rFonts w:ascii="Arial" w:hAnsi="Arial" w:cs="Arial"/>
-                <w:sz w:val="24"/>
-                <w:szCs w:val="24"/>
-              </w:rPr>
-            </w:pPr>
-            <w:r>
-              <w:rPr>
-                <w:rFonts w:ascii="Arial" w:hAnsi="Arial" w:cs="Arial"/>
-                <w:sz w:val="24"/>
-                <w:szCs w:val="24"/>
+                <w:sz w:val="22"/>
+                <w:szCs w:val="22"/>
+              </w:rPr>
+            </w:pPr>
+            <w:r>
+              <w:rPr>
+                <w:rFonts w:ascii="Arial" w:hAnsi="Arial" w:cs="Arial"/>
+                <w:sz w:val="22"/>
+                <w:szCs w:val="22"/>
               </w:rPr>
               <w:t>Status Penelitian</w:t>
             </w:r>
@@ -2450,15 +2482,15 @@
               <w:spacing w:line="360" w:lineRule="auto"/>
               <w:rPr>
                 <w:rFonts w:ascii="Arial" w:hAnsi="Arial" w:cs="Arial"/>
-                <w:sz w:val="24"/>
-                <w:szCs w:val="24"/>
-              </w:rPr>
-            </w:pPr>
-            <w:r>
-              <w:rPr>
-                <w:rFonts w:ascii="Arial" w:hAnsi="Arial" w:cs="Arial"/>
-                <w:sz w:val="24"/>
-                <w:szCs w:val="24"/>
+                <w:sz w:val="22"/>
+                <w:szCs w:val="22"/>
+              </w:rPr>
+            </w:pPr>
+            <w:r>
+              <w:rPr>
+                <w:rFonts w:ascii="Arial" w:hAnsi="Arial" w:cs="Arial"/>
+                <w:sz w:val="22"/>
+                <w:szCs w:val="22"/>
               </w:rPr>
               <w:t>:</w:t>
             </w:r>
@@ -2479,15 +2511,15 @@
               <w:spacing w:line="360" w:lineRule="auto"/>
               <w:rPr>
                 <w:rFonts w:ascii="Arial" w:hAnsi="Arial" w:cs="Arial"/>
-                <w:sz w:val="24"/>
-                <w:szCs w:val="24"/>
-              </w:rPr>
-            </w:pPr>
-            <w:r>
-              <w:rPr>
-                <w:rFonts w:ascii="Arial" w:hAnsi="Arial" w:cs="Arial"/>
-                <w:sz w:val="24"/>
-                <w:szCs w:val="24"/>
+                <w:sz w:val="22"/>
+                <w:szCs w:val="22"/>
+              </w:rPr>
+            </w:pPr>
+            <w:r>
+              <w:rPr>
+                <w:rFonts w:ascii="Arial" w:hAnsi="Arial" w:cs="Arial"/>
+                <w:sz w:val="22"/>
+                <w:szCs w:val="22"/>
               </w:rPr>
               <w:t>Baru</w:t>
             </w:r>
@@ -2509,15 +2541,15 @@
               <w:spacing w:line="360" w:lineRule="auto"/>
               <w:rPr>
                 <w:rFonts w:ascii="Arial" w:hAnsi="Arial" w:cs="Arial"/>
-                <w:sz w:val="24"/>
-                <w:szCs w:val="24"/>
-              </w:rPr>
-            </w:pPr>
-            <w:r>
-              <w:rPr>
-                <w:rFonts w:ascii="Arial" w:hAnsi="Arial" w:cs="Arial"/>
-                <w:sz w:val="24"/>
-                <w:szCs w:val="24"/>
+                <w:sz w:val="22"/>
+                <w:szCs w:val="22"/>
+              </w:rPr>
+            </w:pPr>
+            <w:r>
+              <w:rPr>
+                <w:rFonts w:ascii="Arial" w:hAnsi="Arial" w:cs="Arial"/>
+                <w:sz w:val="22"/>
+                <w:szCs w:val="22"/>
               </w:rPr>
               <w:t>Anggota Tim Penelitian</w:t>
             </w:r>
@@ -2537,15 +2569,15 @@
               <w:spacing w:line="360" w:lineRule="auto"/>
               <w:rPr>
                 <w:rFonts w:ascii="Arial" w:hAnsi="Arial" w:cs="Arial"/>
-                <w:sz w:val="24"/>
-                <w:szCs w:val="24"/>
-              </w:rPr>
-            </w:pPr>
-            <w:r>
-              <w:rPr>
-                <w:rFonts w:ascii="Arial" w:hAnsi="Arial" w:cs="Arial"/>
-                <w:sz w:val="24"/>
-                <w:szCs w:val="24"/>
+                <w:sz w:val="22"/>
+                <w:szCs w:val="22"/>
+              </w:rPr>
+            </w:pPr>
+            <w:r>
+              <w:rPr>
+                <w:rFonts w:ascii="Arial" w:hAnsi="Arial" w:cs="Arial"/>
+                <w:sz w:val="22"/>
+                <w:szCs w:val="22"/>
               </w:rPr>
               <w:t>:</w:t>
             </w:r>
@@ -2562,24 +2594,24 @@
               <w:spacing w:line="360" w:lineRule="auto"/>
               <w:rPr>
                 <w:rFonts w:ascii="Arial" w:hAnsi="Arial" w:cs="Arial"/>
-                <w:sz w:val="24"/>
-                <w:szCs w:val="24"/>
+                <w:sz w:val="22"/>
+                <w:szCs w:val="22"/>
                 <w:lang w:val="en-ID"/>
               </w:rPr>
             </w:pPr>
             <w:r>
               <w:rPr>
                 <w:rFonts w:ascii="Arial" w:hAnsi="Arial" w:cs="Arial"/>
-                <w:sz w:val="24"/>
-                <w:szCs w:val="24"/>
+                <w:sz w:val="22"/>
+                <w:szCs w:val="22"/>
               </w:rPr>
               <w:t>${</w:t>
             </w:r>
             <w:r>
               <w:rPr>
                 <w:rFonts w:ascii="Arial" w:hAnsi="Arial" w:cs="Arial"/>
-                <w:sz w:val="24"/>
-                <w:szCs w:val="24"/>
+                <w:sz w:val="22"/>
+                <w:szCs w:val="22"/>
                 <w:lang w:val="en-ID"/>
               </w:rPr>
               <w:t>team_leader</w:t>
@@ -2587,16 +2619,16 @@
             <w:r>
               <w:rPr>
                 <w:rFonts w:ascii="Arial" w:hAnsi="Arial" w:cs="Arial"/>
-                <w:sz w:val="24"/>
-                <w:szCs w:val="24"/>
+                <w:sz w:val="22"/>
+                <w:szCs w:val="22"/>
               </w:rPr>
               <w:t>}, ${</w:t>
             </w:r>
             <w:r>
               <w:rPr>
                 <w:rFonts w:ascii="Arial" w:hAnsi="Arial" w:cs="Arial"/>
-                <w:sz w:val="24"/>
-                <w:szCs w:val="24"/>
+                <w:sz w:val="22"/>
+                <w:szCs w:val="22"/>
                 <w:lang w:val="en-ID"/>
               </w:rPr>
               <w:t>team_members</w:t>
@@ -2604,8 +2636,8 @@
             <w:r>
               <w:rPr>
                 <w:rFonts w:ascii="Arial" w:hAnsi="Arial" w:cs="Arial"/>
-                <w:sz w:val="24"/>
-                <w:szCs w:val="24"/>
+                <w:sz w:val="22"/>
+                <w:szCs w:val="22"/>
               </w:rPr>
               <w:t xml:space="preserve">} </w:t>
             </w:r>
@@ -2666,6 +2698,7 @@
               <w:rPr>
                 <w:rFonts w:ascii="Arial" w:hAnsi="Arial" w:cs="Arial"/>
                 <w:bCs/>
+                <w:sz w:val="22"/>
                 <w:lang w:val="sv-SE"/>
               </w:rPr>
             </w:pPr>
@@ -2684,6 +2717,7 @@
               <w:rPr>
                 <w:rFonts w:ascii="Arial" w:hAnsi="Arial" w:cs="Arial"/>
                 <w:bCs/>
+                <w:sz w:val="22"/>
                 <w:lang w:val="sv-SE"/>
               </w:rPr>
             </w:pPr>
@@ -2691,6 +2725,7 @@
               <w:rPr>
                 <w:rFonts w:ascii="Arial" w:hAnsi="Arial" w:cs="Arial"/>
                 <w:bCs/>
+                <w:sz w:val="22"/>
                 <w:lang w:val="sv-SE"/>
               </w:rPr>
               <w:t>Dikeluarkan</w:t>
@@ -2710,6 +2745,7 @@
               <w:rPr>
                 <w:rFonts w:ascii="Arial" w:hAnsi="Arial" w:cs="Arial"/>
                 <w:bCs/>
+                <w:sz w:val="22"/>
                 <w:lang w:val="sv-SE"/>
               </w:rPr>
             </w:pPr>
@@ -2717,6 +2753,7 @@
               <w:rPr>
                 <w:rFonts w:ascii="Arial" w:hAnsi="Arial" w:cs="Arial"/>
                 <w:bCs/>
+                <w:sz w:val="22"/>
                 <w:lang w:val="sv-SE"/>
               </w:rPr>
               <w:t>:</w:t>
@@ -2736,6 +2773,7 @@
               <w:rPr>
                 <w:rFonts w:ascii="Arial" w:hAnsi="Arial" w:cs="Arial"/>
                 <w:bCs/>
+                <w:sz w:val="22"/>
                 <w:lang w:val="sv-SE"/>
               </w:rPr>
             </w:pPr>
@@ -2743,6 +2781,7 @@
               <w:rPr>
                 <w:rFonts w:ascii="Arial" w:hAnsi="Arial" w:cs="Arial"/>
                 <w:bCs/>
+                <w:sz w:val="22"/>
                 <w:lang w:val="sv-SE"/>
               </w:rPr>
               <w:t>Di Cimahi</w:t>
@@ -2764,6 +2803,7 @@
               <w:rPr>
                 <w:rFonts w:ascii="Arial" w:hAnsi="Arial" w:cs="Arial"/>
                 <w:bCs/>
+                <w:sz w:val="22"/>
                 <w:lang w:val="sv-SE"/>
               </w:rPr>
             </w:pPr>
@@ -2782,6 +2822,7 @@
               <w:rPr>
                 <w:rFonts w:ascii="Arial" w:hAnsi="Arial" w:cs="Arial"/>
                 <w:bCs/>
+                <w:sz w:val="22"/>
                 <w:lang w:val="sv-SE"/>
               </w:rPr>
             </w:pPr>
@@ -2789,6 +2830,7 @@
               <w:rPr>
                 <w:rFonts w:ascii="Arial" w:hAnsi="Arial" w:cs="Arial"/>
                 <w:bCs/>
+                <w:sz w:val="22"/>
                 <w:lang w:val="sv-SE"/>
               </w:rPr>
               <w:t>Pada Tanggal</w:t>
@@ -2808,6 +2850,7 @@
               <w:rPr>
                 <w:rFonts w:ascii="Arial" w:hAnsi="Arial" w:cs="Arial"/>
                 <w:bCs/>
+                <w:sz w:val="22"/>
                 <w:lang w:val="sv-SE"/>
               </w:rPr>
             </w:pPr>
@@ -2815,6 +2858,7 @@
               <w:rPr>
                 <w:rFonts w:ascii="Arial" w:hAnsi="Arial" w:cs="Arial"/>
                 <w:bCs/>
+                <w:sz w:val="22"/>
                 <w:lang w:val="sv-SE"/>
               </w:rPr>
               <w:t>:</w:t>
@@ -2834,9 +2878,21 @@
               <w:rPr>
                 <w:rFonts w:ascii="Arial" w:hAnsi="Arial" w:cs="Arial"/>
                 <w:bCs/>
+                <w:sz w:val="22"/>
                 <w:lang w:val="sv-SE"/>
               </w:rPr>
             </w:pPr>
+            <w:r>
+              <w:rPr>
+                <w:rFonts w:ascii="Arial" w:hAnsi="Arial" w:cs="Arial"/>
+                <w:bCs/>
+                <w:sz w:val="22"/>
+                <w:lang w:val="sv-SE"/>
+              </w:rPr>
+              <w:t>${date}</w:t>
+            </w:r>
+            <w:bookmarkStart w:id="0" w:name="_GoBack"/>
+            <w:bookmarkEnd w:id="0"/>
           </w:p>
         </w:tc>
       </w:tr>
@@ -2854,6 +2910,7 @@
               <w:rPr>
                 <w:rFonts w:ascii="Arial" w:hAnsi="Arial" w:cs="Arial"/>
                 <w:b/>
+                <w:sz w:val="22"/>
                 <w:lang w:val="sv-SE"/>
               </w:rPr>
             </w:pPr>
@@ -2861,6 +2918,7 @@
               <w:rPr>
                 <w:rFonts w:ascii="Arial" w:hAnsi="Arial" w:cs="Arial"/>
                 <w:b/>
+                <w:sz w:val="22"/>
                 <w:lang w:val="sv-SE"/>
               </w:rPr>
               <w:t>a.n.</w:t>
@@ -2881,6 +2939,7 @@
               <w:rPr>
                 <w:rFonts w:ascii="Arial" w:hAnsi="Arial" w:cs="Arial"/>
                 <w:b/>
+                <w:sz w:val="22"/>
                 <w:lang w:val="sv-SE"/>
               </w:rPr>
             </w:pPr>
@@ -2888,6 +2947,7 @@
               <w:rPr>
                 <w:rFonts w:ascii="Arial" w:hAnsi="Arial" w:cs="Arial"/>
                 <w:b/>
+                <w:sz w:val="22"/>
                 <w:lang w:val="sv-SE"/>
               </w:rPr>
               <w:t>KEPALA BADAN KESATUAN BANGSA DAN POLITIK</w:t>
@@ -2902,6 +2962,7 @@
               <w:rPr>
                 <w:rFonts w:ascii="Arial" w:hAnsi="Arial" w:cs="Arial"/>
                 <w:b/>
+                <w:sz w:val="22"/>
                 <w:lang w:val="sv-SE"/>
               </w:rPr>
             </w:pPr>
@@ -2909,6 +2970,7 @@
               <w:rPr>
                 <w:rFonts w:ascii="Arial" w:hAnsi="Arial" w:cs="Arial"/>
                 <w:b/>
+                <w:sz w:val="22"/>
                 <w:lang w:val="sv-SE"/>
               </w:rPr>
               <w:t>KEPALA BIDANG KEWASPADAAN NASIONAL DAN PENANGANAN KONFLIK,</w:t>
@@ -2923,18 +2985,20 @@
               <w:rPr>
                 <w:rFonts w:ascii="Arial" w:hAnsi="Arial" w:cs="Arial"/>
                 <w:b/>
+                <w:sz w:val="22"/>
                 <w:lang w:val="sv-SE"/>
               </w:rPr>
             </w:pPr>
             <w:r>
               <w:rPr>
                 <w:noProof/>
+                <w:sz w:val="22"/>
                 <w14:ligatures w14:val="standardContextual"/>
               </w:rPr>
               <w:drawing>
-                <wp:inline distT="0" distB="0" distL="0" distR="0" wp14:anchorId="6066D80E" wp14:editId="49BC5BD7">
-                  <wp:extent cx="1084997" cy="830693"/>
-                  <wp:effectExtent l="0" t="0" r="1270" b="7620"/>
+                <wp:inline distT="0" distB="0" distL="0" distR="0" wp14:anchorId="6066D80E" wp14:editId="351C88C5">
+                  <wp:extent cx="870865" cy="666750"/>
+                  <wp:effectExtent l="0" t="0" r="5715" b="0"/>
                   <wp:docPr id="1" name="Picture 1"/>
                   <wp:cNvGraphicFramePr>
                     <a:graphicFrameLocks xmlns:a="http://schemas.openxmlformats.org/drawingml/2006/main" noChangeAspect="1"/>
@@ -2955,7 +3019,7 @@
                         <pic:spPr>
                           <a:xfrm>
                             <a:off x="0" y="0"/>
-                            <a:ext cx="1199709" cy="918519"/>
+                            <a:ext cx="981036" cy="751099"/>
                           </a:xfrm>
                           <a:prstGeom prst="rect">
                             <a:avLst/>
@@ -2977,6 +3041,7 @@
               <w:rPr>
                 <w:rFonts w:ascii="Arial" w:hAnsi="Arial" w:cs="Arial"/>
                 <w:b/>
+                <w:sz w:val="22"/>
                 <w:lang w:val="sv-SE"/>
               </w:rPr>
             </w:pPr>
@@ -2984,6 +3049,7 @@
               <w:rPr>
                 <w:rFonts w:ascii="Arial" w:hAnsi="Arial" w:cs="Arial"/>
                 <w:b/>
+                <w:sz w:val="22"/>
                 <w:lang w:val="sv-SE"/>
               </w:rPr>
               <w:t>SUWARTONO, S.E</w:t>
@@ -2997,12 +3063,14 @@
               <w:spacing w:line="360" w:lineRule="auto"/>
               <w:rPr>
                 <w:rFonts w:ascii="Arial" w:hAnsi="Arial" w:cs="Arial"/>
+                <w:sz w:val="22"/>
                 <w:lang w:val="sv-SE"/>
               </w:rPr>
             </w:pPr>
             <w:r>
               <w:rPr>
                 <w:rFonts w:ascii="Arial" w:hAnsi="Arial" w:cs="Arial"/>
+                <w:sz w:val="22"/>
                 <w:lang w:val="sv-SE"/>
               </w:rPr>
               <w:t>Penata Tk. 1.</w:t>
@@ -3018,12 +3086,14 @@
               <w:rPr>
                 <w:rFonts w:ascii="Arial" w:hAnsi="Arial" w:cs="Arial"/>
                 <w:snapToGrid w:val="0"/>
+                <w:sz w:val="22"/>
                 <w:lang w:val="sv-SE"/>
               </w:rPr>
             </w:pPr>
             <w:r>
               <w:rPr>
                 <w:rFonts w:ascii="Arial" w:hAnsi="Arial" w:cs="Arial"/>
+                <w:sz w:val="22"/>
                 <w:lang w:val="sv-SE"/>
               </w:rPr>
               <w:t xml:space="preserve">NIP. </w:t>
@@ -3031,6 +3101,7 @@
             <w:r>
               <w:rPr>
                 <w:rFonts w:ascii="Arial" w:hAnsi="Arial" w:cs="Arial"/>
+                <w:sz w:val="22"/>
                 <w:lang w:val="sv-SE"/>
               </w:rPr>
               <w:t>19701221 200501 1 005</w:t>

--- a/app/Exports/Templates/suket_penelitian.docx
+++ b/app/Exports/Templates/suket_penelitian.docx
@@ -2891,15 +2891,54 @@
               </w:rPr>
               <w:t>${date}</w:t>
             </w:r>
-            <w:bookmarkStart w:id="0" w:name="_GoBack"/>
-            <w:bookmarkEnd w:id="0"/>
           </w:p>
         </w:tc>
       </w:tr>
+    </w:tbl>
+    <w:p>
+      <w:pPr>
+        <w:spacing w:line="360" w:lineRule="auto"/>
+        <w:rPr>
+          <w:lang w:val="sv-SE"/>
+        </w:rPr>
+      </w:pPr>
+    </w:p>
+    <w:p>
+      <w:pPr>
+        <w:spacing w:line="360" w:lineRule="auto"/>
+        <w:rPr>
+          <w:lang w:val="sv-SE"/>
+        </w:rPr>
+      </w:pPr>
+    </w:p>
+    <w:p>
+      <w:pPr>
+        <w:spacing w:line="360" w:lineRule="auto"/>
+        <w:rPr>
+          <w:lang w:val="sv-SE"/>
+        </w:rPr>
+      </w:pPr>
+    </w:p>
+    <w:tbl>
+      <w:tblPr>
+        <w:tblStyle w:val="TableGrid"/>
+        <w:tblpPr w:leftFromText="180" w:rightFromText="180" w:vertAnchor="text" w:horzAnchor="margin" w:tblpXSpec="right" w:tblpY="-50"/>
+        <w:tblOverlap w:val="never"/>
+        <w:tblW w:w="5949" w:type="dxa"/>
+        <w:tblLayout w:type="fixed"/>
+        <w:tblLook w:val="04A0" w:firstRow="1" w:lastRow="0" w:firstColumn="1" w:lastColumn="0" w:noHBand="0" w:noVBand="1"/>
+      </w:tblPr>
+      <w:tblGrid>
+        <w:gridCol w:w="1413"/>
+        <w:gridCol w:w="4536"/>
+      </w:tblGrid>
       <w:tr>
-        <w:tc>
-          <w:tcPr>
-            <w:tcW w:w="630" w:type="dxa"/>
+        <w:trPr>
+          <w:trHeight w:val="1412"/>
+        </w:trPr>
+        <w:tc>
+          <w:tcPr>
+            <w:tcW w:w="1413" w:type="dxa"/>
           </w:tcPr>
           <w:p>
             <w:pPr>
@@ -2910,96 +2949,26 @@
               <w:rPr>
                 <w:rFonts w:ascii="Arial" w:hAnsi="Arial" w:cs="Arial"/>
                 <w:b/>
-                <w:sz w:val="22"/>
                 <w:lang w:val="sv-SE"/>
               </w:rPr>
             </w:pPr>
             <w:r>
               <w:rPr>
-                <w:rFonts w:ascii="Arial" w:hAnsi="Arial" w:cs="Arial"/>
-                <w:b/>
-                <w:sz w:val="22"/>
-                <w:lang w:val="sv-SE"/>
-              </w:rPr>
-              <w:t>a.n.</w:t>
-            </w:r>
-          </w:p>
-        </w:tc>
-        <w:tc>
-          <w:tcPr>
-            <w:tcW w:w="6311" w:type="dxa"/>
-            <w:gridSpan w:val="3"/>
-          </w:tcPr>
-          <w:p>
-            <w:pPr>
-              <w:tabs>
-                <w:tab w:val="left" w:pos="459"/>
-              </w:tabs>
-              <w:spacing w:line="360" w:lineRule="auto"/>
-              <w:rPr>
-                <w:rFonts w:ascii="Arial" w:hAnsi="Arial" w:cs="Arial"/>
-                <w:b/>
-                <w:sz w:val="22"/>
-                <w:lang w:val="sv-SE"/>
-              </w:rPr>
-            </w:pPr>
-            <w:r>
-              <w:rPr>
-                <w:rFonts w:ascii="Arial" w:hAnsi="Arial" w:cs="Arial"/>
-                <w:b/>
-                <w:sz w:val="22"/>
-                <w:lang w:val="sv-SE"/>
-              </w:rPr>
-              <w:t>KEPALA BADAN KESATUAN BANGSA DAN POLITIK</w:t>
-            </w:r>
-          </w:p>
-          <w:p>
-            <w:pPr>
-              <w:tabs>
-                <w:tab w:val="left" w:pos="459"/>
-              </w:tabs>
-              <w:spacing w:line="360" w:lineRule="auto"/>
-              <w:rPr>
-                <w:rFonts w:ascii="Arial" w:hAnsi="Arial" w:cs="Arial"/>
-                <w:b/>
-                <w:sz w:val="22"/>
-                <w:lang w:val="sv-SE"/>
-              </w:rPr>
-            </w:pPr>
-            <w:r>
-              <w:rPr>
-                <w:rFonts w:ascii="Arial" w:hAnsi="Arial" w:cs="Arial"/>
-                <w:b/>
-                <w:sz w:val="22"/>
-                <w:lang w:val="sv-SE"/>
-              </w:rPr>
-              <w:t>KEPALA BIDANG KEWASPADAAN NASIONAL DAN PENANGANAN KONFLIK,</w:t>
-            </w:r>
-          </w:p>
-          <w:p>
-            <w:pPr>
-              <w:tabs>
-                <w:tab w:val="left" w:pos="459"/>
-              </w:tabs>
-              <w:spacing w:line="360" w:lineRule="auto"/>
-              <w:rPr>
-                <w:rFonts w:ascii="Arial" w:hAnsi="Arial" w:cs="Arial"/>
-                <w:b/>
-                <w:sz w:val="22"/>
-                <w:lang w:val="sv-SE"/>
-              </w:rPr>
-            </w:pPr>
-            <w:r>
-              <w:rPr>
                 <w:noProof/>
-                <w:sz w:val="22"/>
-                <w14:ligatures w14:val="standardContextual"/>
               </w:rPr>
               <w:drawing>
-                <wp:inline distT="0" distB="0" distL="0" distR="0" wp14:anchorId="6066D80E" wp14:editId="351C88C5">
-                  <wp:extent cx="870865" cy="666750"/>
-                  <wp:effectExtent l="0" t="0" r="5715" b="0"/>
-                  <wp:docPr id="1" name="Picture 1"/>
+                <wp:anchor distT="0" distB="0" distL="114300" distR="114300" simplePos="0" relativeHeight="251668480" behindDoc="0" locked="0" layoutInCell="1" allowOverlap="1" wp14:anchorId="0A27DE9D" wp14:editId="753C70D3">
+                  <wp:simplePos x="0" y="0"/>
+                  <wp:positionH relativeFrom="column">
+                    <wp:posOffset>-309493</wp:posOffset>
+                  </wp:positionH>
+                  <wp:positionV relativeFrom="paragraph">
+                    <wp:posOffset>-6350</wp:posOffset>
+                  </wp:positionV>
+                  <wp:extent cx="1401288" cy="922744"/>
+                  <wp:effectExtent l="0" t="0" r="0" b="0"/>
+                  <wp:wrapNone/>
+                  <wp:docPr id="2" name="Picture 2"/>
                   <wp:cNvGraphicFramePr>
                     <a:graphicFrameLocks xmlns:a="http://schemas.openxmlformats.org/drawingml/2006/main" noChangeAspect="1"/>
                   </wp:cNvGraphicFramePr>
@@ -3007,41 +2976,65 @@
                     <a:graphicData uri="http://schemas.openxmlformats.org/drawingml/2006/picture">
                       <pic:pic xmlns:pic="http://schemas.openxmlformats.org/drawingml/2006/picture">
                         <pic:nvPicPr>
-                          <pic:cNvPr id="1" name=""/>
-                          <pic:cNvPicPr/>
+                          <pic:cNvPr id="0" name="Picture 1"/>
+                          <pic:cNvPicPr>
+                            <a:picLocks noChangeAspect="1" noChangeArrowheads="1"/>
+                          </pic:cNvPicPr>
                         </pic:nvPicPr>
                         <pic:blipFill>
-                          <a:blip r:embed="rId8"/>
+                          <a:blip r:embed="rId8" cstate="print">
+                            <a:extLst>
+                              <a:ext uri="{28A0092B-C50C-407E-A947-70E740481C1C}">
+                                <a14:useLocalDpi xmlns:a14="http://schemas.microsoft.com/office/drawing/2010/main" val="0"/>
+                              </a:ext>
+                            </a:extLst>
+                          </a:blip>
+                          <a:srcRect/>
                           <a:stretch>
                             <a:fillRect/>
                           </a:stretch>
                         </pic:blipFill>
-                        <pic:spPr>
+                        <pic:spPr bwMode="auto">
                           <a:xfrm>
                             <a:off x="0" y="0"/>
-                            <a:ext cx="981036" cy="751099"/>
+                            <a:ext cx="1401288" cy="922744"/>
                           </a:xfrm>
                           <a:prstGeom prst="rect">
                             <a:avLst/>
                           </a:prstGeom>
+                          <a:noFill/>
+                          <a:ln>
+                            <a:noFill/>
+                          </a:ln>
                         </pic:spPr>
                       </pic:pic>
                     </a:graphicData>
                   </a:graphic>
-                </wp:inline>
+                  <wp14:sizeRelH relativeFrom="margin">
+                    <wp14:pctWidth>0</wp14:pctWidth>
+                  </wp14:sizeRelH>
+                  <wp14:sizeRelV relativeFrom="margin">
+                    <wp14:pctHeight>0</wp14:pctHeight>
+                  </wp14:sizeRelV>
+                </wp:anchor>
               </w:drawing>
             </w:r>
           </w:p>
+        </w:tc>
+        <w:tc>
+          <w:tcPr>
+            <w:tcW w:w="4536" w:type="dxa"/>
+          </w:tcPr>
           <w:p>
             <w:pPr>
               <w:tabs>
                 <w:tab w:val="left" w:pos="459"/>
               </w:tabs>
-              <w:spacing w:line="360" w:lineRule="auto"/>
+              <w:jc w:val="center"/>
               <w:rPr>
                 <w:rFonts w:ascii="Arial" w:hAnsi="Arial" w:cs="Arial"/>
                 <w:b/>
-                <w:sz w:val="22"/>
+                <w:sz w:val="12"/>
                 <w:lang w:val="sv-SE"/>
               </w:rPr>
             </w:pPr>
@@ -3049,10 +3042,10 @@
               <w:rPr>
                 <w:rFonts w:ascii="Arial" w:hAnsi="Arial" w:cs="Arial"/>
                 <w:b/>
-                <w:sz w:val="22"/>
+                <w:sz w:val="12"/>
                 <w:lang w:val="sv-SE"/>
               </w:rPr>
-              <w:t>SUWARTONO, S.E</w:t>
+              <w:t>Ditandatangani secara elektronik oleh:</w:t>
             </w:r>
           </w:p>
           <w:p>
@@ -3060,17 +3053,145 @@
               <w:tabs>
                 <w:tab w:val="left" w:pos="459"/>
               </w:tabs>
-              <w:spacing w:line="360" w:lineRule="auto"/>
-              <w:rPr>
-                <w:rFonts w:ascii="Arial" w:hAnsi="Arial" w:cs="Arial"/>
-                <w:sz w:val="22"/>
+              <w:rPr>
+                <w:rFonts w:ascii="Arial" w:hAnsi="Arial" w:cs="Arial"/>
+                <w:b/>
+                <w:sz w:val="12"/>
                 <w:lang w:val="sv-SE"/>
               </w:rPr>
             </w:pPr>
             <w:r>
               <w:rPr>
                 <w:rFonts w:ascii="Arial" w:hAnsi="Arial" w:cs="Arial"/>
-                <w:sz w:val="22"/>
+                <w:b/>
+                <w:sz w:val="12"/>
+                <w:lang w:val="sv-SE"/>
+              </w:rPr>
+              <w:t xml:space="preserve">a.n. </w:t>
+            </w:r>
+            <w:r>
+              <w:rPr>
+                <w:rFonts w:ascii="Arial" w:hAnsi="Arial" w:cs="Arial"/>
+                <w:b/>
+                <w:sz w:val="12"/>
+                <w:lang w:val="sv-SE"/>
+              </w:rPr>
+              <w:t xml:space="preserve">Plt. </w:t>
+            </w:r>
+            <w:r>
+              <w:rPr>
+                <w:rFonts w:ascii="Arial" w:hAnsi="Arial" w:cs="Arial"/>
+                <w:b/>
+                <w:sz w:val="12"/>
+                <w:lang w:val="sv-SE"/>
+              </w:rPr>
+              <w:t>KEPALA BADAN KESATUAN BANGSA DAN POLITIK KOTA CIMAHI</w:t>
+            </w:r>
+          </w:p>
+          <w:p>
+            <w:pPr>
+              <w:tabs>
+                <w:tab w:val="left" w:pos="459"/>
+              </w:tabs>
+              <w:jc w:val="center"/>
+              <w:rPr>
+                <w:rFonts w:ascii="Arial" w:hAnsi="Arial" w:cs="Arial"/>
+                <w:b/>
+                <w:sz w:val="12"/>
+                <w:lang w:val="sv-SE"/>
+              </w:rPr>
+            </w:pPr>
+            <w:r>
+              <w:rPr>
+                <w:rFonts w:ascii="Arial" w:hAnsi="Arial" w:cs="Arial"/>
+                <w:b/>
+                <w:sz w:val="12"/>
+                <w:lang w:val="sv-SE"/>
+              </w:rPr>
+              <w:t xml:space="preserve"> KEPALA BIDANG KEWASPADAAN NASIONAL DAN PENANGANAN KONFLIK,</w:t>
+            </w:r>
+          </w:p>
+          <w:p>
+            <w:pPr>
+              <w:tabs>
+                <w:tab w:val="left" w:pos="459"/>
+              </w:tabs>
+              <w:jc w:val="center"/>
+              <w:rPr>
+                <w:rFonts w:ascii="Arial" w:hAnsi="Arial" w:cs="Arial"/>
+                <w:b/>
+                <w:sz w:val="14"/>
+                <w:lang w:val="sv-SE"/>
+              </w:rPr>
+            </w:pPr>
+          </w:p>
+          <w:p>
+            <w:pPr>
+              <w:tabs>
+                <w:tab w:val="left" w:pos="459"/>
+              </w:tabs>
+              <w:jc w:val="center"/>
+              <w:rPr>
+                <w:rFonts w:ascii="Arial" w:hAnsi="Arial" w:cs="Arial"/>
+                <w:b/>
+                <w:sz w:val="14"/>
+                <w:lang w:val="sv-SE"/>
+              </w:rPr>
+            </w:pPr>
+          </w:p>
+          <w:p>
+            <w:pPr>
+              <w:tabs>
+                <w:tab w:val="left" w:pos="459"/>
+              </w:tabs>
+              <w:jc w:val="center"/>
+              <w:rPr>
+                <w:rFonts w:ascii="Arial" w:hAnsi="Arial" w:cs="Arial"/>
+                <w:b/>
+                <w:sz w:val="14"/>
+                <w:lang w:val="sv-SE"/>
+              </w:rPr>
+            </w:pPr>
+          </w:p>
+          <w:p>
+            <w:pPr>
+              <w:tabs>
+                <w:tab w:val="left" w:pos="459"/>
+              </w:tabs>
+              <w:jc w:val="center"/>
+              <w:rPr>
+                <w:rFonts w:ascii="Arial" w:hAnsi="Arial" w:cs="Arial"/>
+                <w:b/>
+                <w:sz w:val="12"/>
+                <w:lang w:val="sv-SE"/>
+              </w:rPr>
+            </w:pPr>
+            <w:r>
+              <w:rPr>
+                <w:rFonts w:ascii="Arial" w:hAnsi="Arial" w:cs="Arial"/>
+                <w:b/>
+                <w:sz w:val="12"/>
+                <w:lang w:val="sv-SE"/>
+              </w:rPr>
+              <w:t>SUWARTONO, S.E.</w:t>
+            </w:r>
+          </w:p>
+          <w:p>
+            <w:pPr>
+              <w:tabs>
+                <w:tab w:val="left" w:pos="459"/>
+              </w:tabs>
+              <w:jc w:val="center"/>
+              <w:rPr>
+                <w:rFonts w:ascii="Arial" w:hAnsi="Arial" w:cs="Arial"/>
+                <w:sz w:val="12"/>
+                <w:lang w:val="sv-SE"/>
+              </w:rPr>
+            </w:pPr>
+            <w:r>
+              <w:rPr>
+                <w:rFonts w:ascii="Arial" w:hAnsi="Arial" w:cs="Arial"/>
+                <w:sz w:val="12"/>
                 <w:lang w:val="sv-SE"/>
               </w:rPr>
               <w:t>Penata Tk. 1.</w:t>
@@ -3082,29 +3203,19 @@
                 <w:tab w:val="left" w:pos="4962"/>
                 <w:tab w:val="left" w:pos="5103"/>
               </w:tabs>
-              <w:spacing w:line="360" w:lineRule="auto"/>
-              <w:rPr>
-                <w:rFonts w:ascii="Arial" w:hAnsi="Arial" w:cs="Arial"/>
-                <w:snapToGrid w:val="0"/>
-                <w:sz w:val="22"/>
+              <w:jc w:val="center"/>
+              <w:rPr>
+                <w:rFonts w:ascii="Arial" w:hAnsi="Arial" w:cs="Arial"/>
                 <w:lang w:val="sv-SE"/>
               </w:rPr>
             </w:pPr>
             <w:r>
               <w:rPr>
                 <w:rFonts w:ascii="Arial" w:hAnsi="Arial" w:cs="Arial"/>
-                <w:sz w:val="22"/>
+                <w:sz w:val="12"/>
                 <w:lang w:val="sv-SE"/>
               </w:rPr>
-              <w:t xml:space="preserve">NIP. </w:t>
-            </w:r>
-            <w:r>
-              <w:rPr>
-                <w:rFonts w:ascii="Arial" w:hAnsi="Arial" w:cs="Arial"/>
-                <w:sz w:val="22"/>
-                <w:lang w:val="sv-SE"/>
-              </w:rPr>
-              <w:t>19701221 200501 1 005</w:t>
+              <w:t>NIP. 19701221 200501 1 005</w:t>
             </w:r>
           </w:p>
         </w:tc>
@@ -3125,38 +3236,8 @@
           <w:lang w:val="sv-SE"/>
         </w:rPr>
       </w:pPr>
-    </w:p>
-    <w:p>
-      <w:pPr>
-        <w:spacing w:line="360" w:lineRule="auto"/>
-        <w:rPr>
-          <w:lang w:val="sv-SE"/>
-        </w:rPr>
-      </w:pPr>
-    </w:p>
-    <w:p>
-      <w:pPr>
-        <w:spacing w:line="360" w:lineRule="auto"/>
-        <w:rPr>
-          <w:lang w:val="sv-SE"/>
-        </w:rPr>
-      </w:pPr>
-    </w:p>
-    <w:p>
-      <w:pPr>
-        <w:spacing w:line="360" w:lineRule="auto"/>
-        <w:rPr>
-          <w:lang w:val="sv-SE"/>
-        </w:rPr>
-      </w:pPr>
-    </w:p>
-    <w:p>
-      <w:pPr>
-        <w:spacing w:line="360" w:lineRule="auto"/>
-        <w:rPr>
-          <w:lang w:val="sv-SE"/>
-        </w:rPr>
-      </w:pPr>
+      <w:bookmarkStart w:id="0" w:name="_GoBack"/>
+      <w:bookmarkEnd w:id="0"/>
     </w:p>
     <w:sectPr>
       <w:pgSz w:w="11906" w:h="16838" w:code="9"/>
@@ -4393,7 +4474,7 @@
     <w:lsdException w:name="Table Web 2" w:semiHidden="1" w:unhideWhenUsed="1"/>
     <w:lsdException w:name="Table Web 3" w:semiHidden="1" w:unhideWhenUsed="1"/>
     <w:lsdException w:name="Balloon Text" w:semiHidden="1" w:unhideWhenUsed="1"/>
-    <w:lsdException w:name="Table Grid" w:uiPriority="39"/>
+    <w:lsdException w:name="Table Grid" w:uiPriority="39" w:qFormat="1"/>
     <w:lsdException w:name="Table Theme" w:semiHidden="1" w:unhideWhenUsed="1"/>
     <w:lsdException w:name="Placeholder Text" w:semiHidden="1"/>
     <w:lsdException w:name="No Spacing" w:uiPriority="1" w:qFormat="1"/>
@@ -4768,6 +4849,7 @@
     <w:name w:val="Table Grid"/>
     <w:basedOn w:val="TableNormal"/>
     <w:uiPriority w:val="39"/>
+    <w:qFormat/>
     <w:rsid w:val="00321350"/>
     <w:pPr>
       <w:spacing w:after="0" w:line="240" w:lineRule="auto"/>
